--- a/docs/lab_records/exp3_data_cleaning.docx
+++ b/docs/lab_records/exp3_data_cleaning.docx
@@ -194,7 +194,7 @@
                 <w:b w:val="0"/>
                 <w:sz w:val="22"/>
               </w:rPr>
-              <w:t>25 March 2026</w:t>
+              <w:t>13 April 2026</w:t>
             </w:r>
           </w:p>
         </w:tc>
@@ -1509,6 +1509,2541 @@
           <w:color w:val="FFFFFF"/>
           <w:sz w:val="24"/>
         </w:rPr>
+        <w:t xml:space="preserve">  CODE</w:t>
+      </w:r>
+    </w:p>
+    <w:p>
+      <w:pPr>
+        <w:spacing w:before="0" w:after="0"/>
+        <w:ind w:left="283" w:right="283"/>
+        <w:shd w:val="clear" w:color="auto" w:fill="F2F2F2"/>
+      </w:pPr>
+      <w:r>
+        <w:rPr>
+          <w:rFonts w:ascii="Courier New" w:hAnsi="Courier New"/>
+          <w:color w:val="1A1A1A"/>
+          <w:sz w:val="17"/>
+        </w:rPr>
+        <w:t>"""</w:t>
+      </w:r>
+    </w:p>
+    <w:p>
+      <w:pPr>
+        <w:spacing w:before="0" w:after="0"/>
+        <w:ind w:left="283" w:right="283"/>
+        <w:shd w:val="clear" w:color="auto" w:fill="F2F2F2"/>
+      </w:pPr>
+      <w:r>
+        <w:rPr>
+          <w:rFonts w:ascii="Courier New" w:hAnsi="Courier New"/>
+          <w:color w:val="1A1A1A"/>
+          <w:sz w:val="17"/>
+        </w:rPr>
+        <w:t>Experiment 3: Data Cleaning &amp; Quality Assessment</w:t>
+      </w:r>
+    </w:p>
+    <w:p>
+      <w:pPr>
+        <w:spacing w:before="0" w:after="0"/>
+        <w:ind w:left="283" w:right="283"/>
+        <w:shd w:val="clear" w:color="auto" w:fill="F2F2F2"/>
+      </w:pPr>
+      <w:r>
+        <w:rPr>
+          <w:rFonts w:ascii="Courier New" w:hAnsi="Courier New"/>
+          <w:color w:val="1A1A1A"/>
+          <w:sz w:val="17"/>
+        </w:rPr>
+        <w:t>=================================================</w:t>
+      </w:r>
+    </w:p>
+    <w:p>
+      <w:pPr>
+        <w:spacing w:before="0" w:after="0"/>
+        <w:ind w:left="283" w:right="283"/>
+        <w:shd w:val="clear" w:color="auto" w:fill="F2F2F2"/>
+      </w:pPr>
+      <w:r>
+        <w:rPr>
+          <w:rFonts w:ascii="Courier New" w:hAnsi="Courier New"/>
+          <w:color w:val="1A1A1A"/>
+          <w:sz w:val="17"/>
+        </w:rPr>
+        <w:t>Predictive: Anomaly/outlier detection using IsolationForest, Z-score, IQR methods</w:t>
+      </w:r>
+    </w:p>
+    <w:p>
+      <w:pPr>
+        <w:spacing w:before="0" w:after="0"/>
+        <w:ind w:left="283" w:right="283"/>
+        <w:shd w:val="clear" w:color="auto" w:fill="F2F2F2"/>
+      </w:pPr>
+      <w:r>
+        <w:rPr>
+          <w:rFonts w:ascii="Courier New" w:hAnsi="Courier New"/>
+          <w:color w:val="1A1A1A"/>
+          <w:sz w:val="17"/>
+        </w:rPr>
+        <w:t>Prescriptive: Automated data quality improvement recommendations and action plans</w:t>
+      </w:r>
+    </w:p>
+    <w:p>
+      <w:pPr>
+        <w:spacing w:before="0" w:after="0"/>
+        <w:ind w:left="283" w:right="283"/>
+        <w:shd w:val="clear" w:color="auto" w:fill="F2F2F2"/>
+      </w:pPr>
+      <w:r>
+        <w:rPr>
+          <w:rFonts w:ascii="Courier New" w:hAnsi="Courier New"/>
+          <w:color w:val="1A1A1A"/>
+          <w:sz w:val="17"/>
+        </w:rPr>
+        <w:t>"""</w:t>
+      </w:r>
+    </w:p>
+    <w:p>
+      <w:pPr>
+        <w:spacing w:before="0" w:after="0"/>
+        <w:ind w:left="283" w:right="283"/>
+        <w:shd w:val="clear" w:color="auto" w:fill="F2F2F2"/>
+      </w:pPr>
+      <w:r>
+        <w:rPr>
+          <w:rFonts w:ascii="Courier New" w:hAnsi="Courier New"/>
+          <w:color w:val="1A1A1A"/>
+          <w:sz w:val="17"/>
+        </w:rPr>
+        <w:t xml:space="preserve"> </w:t>
+      </w:r>
+    </w:p>
+    <w:p>
+      <w:pPr>
+        <w:spacing w:before="0" w:after="0"/>
+        <w:ind w:left="283" w:right="283"/>
+        <w:shd w:val="clear" w:color="auto" w:fill="F2F2F2"/>
+      </w:pPr>
+      <w:r>
+        <w:rPr>
+          <w:rFonts w:ascii="Courier New" w:hAnsi="Courier New"/>
+          <w:color w:val="1A1A1A"/>
+          <w:sz w:val="17"/>
+        </w:rPr>
+        <w:t xml:space="preserve"> </w:t>
+      </w:r>
+    </w:p>
+    <w:p>
+      <w:pPr>
+        <w:spacing w:before="0" w:after="0"/>
+        <w:ind w:left="283" w:right="283"/>
+        <w:shd w:val="clear" w:color="auto" w:fill="F2F2F2"/>
+      </w:pPr>
+      <w:r>
+        <w:rPr>
+          <w:rFonts w:ascii="Courier New" w:hAnsi="Courier New"/>
+          <w:color w:val="1A1A1A"/>
+          <w:sz w:val="17"/>
+        </w:rPr>
+        <w:t>import argparse</w:t>
+      </w:r>
+    </w:p>
+    <w:p>
+      <w:pPr>
+        <w:spacing w:before="0" w:after="0"/>
+        <w:ind w:left="283" w:right="283"/>
+        <w:shd w:val="clear" w:color="auto" w:fill="F2F2F2"/>
+      </w:pPr>
+      <w:r>
+        <w:rPr>
+          <w:rFonts w:ascii="Courier New" w:hAnsi="Courier New"/>
+          <w:color w:val="1A1A1A"/>
+          <w:sz w:val="17"/>
+        </w:rPr>
+        <w:t>import json</w:t>
+      </w:r>
+    </w:p>
+    <w:p>
+      <w:pPr>
+        <w:spacing w:before="0" w:after="0"/>
+        <w:ind w:left="283" w:right="283"/>
+        <w:shd w:val="clear" w:color="auto" w:fill="F2F2F2"/>
+      </w:pPr>
+      <w:r>
+        <w:rPr>
+          <w:rFonts w:ascii="Courier New" w:hAnsi="Courier New"/>
+          <w:color w:val="1A1A1A"/>
+          <w:sz w:val="17"/>
+        </w:rPr>
+        <w:t>import os</w:t>
+      </w:r>
+    </w:p>
+    <w:p>
+      <w:pPr>
+        <w:spacing w:before="0" w:after="0"/>
+        <w:ind w:left="283" w:right="283"/>
+        <w:shd w:val="clear" w:color="auto" w:fill="F2F2F2"/>
+      </w:pPr>
+      <w:r>
+        <w:rPr>
+          <w:rFonts w:ascii="Courier New" w:hAnsi="Courier New"/>
+          <w:color w:val="1A1A1A"/>
+          <w:sz w:val="17"/>
+        </w:rPr>
+        <w:t>import sys</w:t>
+      </w:r>
+    </w:p>
+    <w:p>
+      <w:pPr>
+        <w:spacing w:before="0" w:after="0"/>
+        <w:ind w:left="283" w:right="283"/>
+        <w:shd w:val="clear" w:color="auto" w:fill="F2F2F2"/>
+      </w:pPr>
+      <w:r>
+        <w:rPr>
+          <w:rFonts w:ascii="Courier New" w:hAnsi="Courier New"/>
+          <w:color w:val="1A1A1A"/>
+          <w:sz w:val="17"/>
+        </w:rPr>
+        <w:t>import warnings</w:t>
+      </w:r>
+    </w:p>
+    <w:p>
+      <w:pPr>
+        <w:spacing w:before="0" w:after="0"/>
+        <w:ind w:left="283" w:right="283"/>
+        <w:shd w:val="clear" w:color="auto" w:fill="F2F2F2"/>
+      </w:pPr>
+      <w:r>
+        <w:rPr>
+          <w:rFonts w:ascii="Courier New" w:hAnsi="Courier New"/>
+          <w:color w:val="1A1A1A"/>
+          <w:sz w:val="17"/>
+        </w:rPr>
+        <w:t>from pathlib import Path</w:t>
+      </w:r>
+    </w:p>
+    <w:p>
+      <w:pPr>
+        <w:spacing w:before="0" w:after="0"/>
+        <w:ind w:left="283" w:right="283"/>
+        <w:shd w:val="clear" w:color="auto" w:fill="F2F2F2"/>
+      </w:pPr>
+      <w:r>
+        <w:rPr>
+          <w:rFonts w:ascii="Courier New" w:hAnsi="Courier New"/>
+          <w:color w:val="1A1A1A"/>
+          <w:sz w:val="17"/>
+        </w:rPr>
+        <w:t xml:space="preserve"> </w:t>
+      </w:r>
+    </w:p>
+    <w:p>
+      <w:pPr>
+        <w:spacing w:before="0" w:after="0"/>
+        <w:ind w:left="283" w:right="283"/>
+        <w:shd w:val="clear" w:color="auto" w:fill="F2F2F2"/>
+      </w:pPr>
+      <w:r>
+        <w:rPr>
+          <w:rFonts w:ascii="Courier New" w:hAnsi="Courier New"/>
+          <w:color w:val="1A1A1A"/>
+          <w:sz w:val="17"/>
+        </w:rPr>
+        <w:t>import matplotlib</w:t>
+      </w:r>
+    </w:p>
+    <w:p>
+      <w:pPr>
+        <w:spacing w:before="0" w:after="0"/>
+        <w:ind w:left="283" w:right="283"/>
+        <w:shd w:val="clear" w:color="auto" w:fill="F2F2F2"/>
+      </w:pPr>
+      <w:r>
+        <w:rPr>
+          <w:rFonts w:ascii="Courier New" w:hAnsi="Courier New"/>
+          <w:color w:val="1A1A1A"/>
+          <w:sz w:val="17"/>
+        </w:rPr>
+        <w:t>matplotlib.use("Agg")</w:t>
+      </w:r>
+    </w:p>
+    <w:p>
+      <w:pPr>
+        <w:spacing w:before="0" w:after="0"/>
+        <w:ind w:left="283" w:right="283"/>
+        <w:shd w:val="clear" w:color="auto" w:fill="F2F2F2"/>
+      </w:pPr>
+      <w:r>
+        <w:rPr>
+          <w:rFonts w:ascii="Courier New" w:hAnsi="Courier New"/>
+          <w:color w:val="1A1A1A"/>
+          <w:sz w:val="17"/>
+        </w:rPr>
+        <w:t>import matplotlib.pyplot as plt</w:t>
+      </w:r>
+    </w:p>
+    <w:p>
+      <w:pPr>
+        <w:spacing w:before="0" w:after="0"/>
+        <w:ind w:left="283" w:right="283"/>
+        <w:shd w:val="clear" w:color="auto" w:fill="F2F2F2"/>
+      </w:pPr>
+      <w:r>
+        <w:rPr>
+          <w:rFonts w:ascii="Courier New" w:hAnsi="Courier New"/>
+          <w:color w:val="1A1A1A"/>
+          <w:sz w:val="17"/>
+        </w:rPr>
+        <w:t>import matplotlib.gridspec as gridspec</w:t>
+      </w:r>
+    </w:p>
+    <w:p>
+      <w:pPr>
+        <w:spacing w:before="0" w:after="0"/>
+        <w:ind w:left="283" w:right="283"/>
+        <w:shd w:val="clear" w:color="auto" w:fill="F2F2F2"/>
+      </w:pPr>
+      <w:r>
+        <w:rPr>
+          <w:rFonts w:ascii="Courier New" w:hAnsi="Courier New"/>
+          <w:color w:val="1A1A1A"/>
+          <w:sz w:val="17"/>
+        </w:rPr>
+        <w:t>import numpy as np</w:t>
+      </w:r>
+    </w:p>
+    <w:p>
+      <w:pPr>
+        <w:spacing w:before="0" w:after="0"/>
+        <w:ind w:left="283" w:right="283"/>
+        <w:shd w:val="clear" w:color="auto" w:fill="F2F2F2"/>
+      </w:pPr>
+      <w:r>
+        <w:rPr>
+          <w:rFonts w:ascii="Courier New" w:hAnsi="Courier New"/>
+          <w:color w:val="1A1A1A"/>
+          <w:sz w:val="17"/>
+        </w:rPr>
+        <w:t>import pandas as pd</w:t>
+      </w:r>
+    </w:p>
+    <w:p>
+      <w:pPr>
+        <w:spacing w:before="0" w:after="0"/>
+        <w:ind w:left="283" w:right="283"/>
+        <w:shd w:val="clear" w:color="auto" w:fill="F2F2F2"/>
+      </w:pPr>
+      <w:r>
+        <w:rPr>
+          <w:rFonts w:ascii="Courier New" w:hAnsi="Courier New"/>
+          <w:color w:val="1A1A1A"/>
+          <w:sz w:val="17"/>
+        </w:rPr>
+        <w:t>from sklearn.ensemble import IsolationForest</w:t>
+      </w:r>
+    </w:p>
+    <w:p>
+      <w:pPr>
+        <w:spacing w:before="0" w:after="0"/>
+        <w:ind w:left="283" w:right="283"/>
+        <w:shd w:val="clear" w:color="auto" w:fill="F2F2F2"/>
+      </w:pPr>
+      <w:r>
+        <w:rPr>
+          <w:rFonts w:ascii="Courier New" w:hAnsi="Courier New"/>
+          <w:color w:val="1A1A1A"/>
+          <w:sz w:val="17"/>
+        </w:rPr>
+        <w:t>from sklearn.impute import SimpleImputer, KNNImputer</w:t>
+      </w:r>
+    </w:p>
+    <w:p>
+      <w:pPr>
+        <w:spacing w:before="0" w:after="0"/>
+        <w:ind w:left="283" w:right="283"/>
+        <w:shd w:val="clear" w:color="auto" w:fill="F2F2F2"/>
+      </w:pPr>
+      <w:r>
+        <w:rPr>
+          <w:rFonts w:ascii="Courier New" w:hAnsi="Courier New"/>
+          <w:color w:val="1A1A1A"/>
+          <w:sz w:val="17"/>
+        </w:rPr>
+        <w:t>from sklearn.preprocessing import StandardScaler</w:t>
+      </w:r>
+    </w:p>
+    <w:p>
+      <w:pPr>
+        <w:spacing w:before="0" w:after="0"/>
+        <w:ind w:left="283" w:right="283"/>
+        <w:shd w:val="clear" w:color="auto" w:fill="F2F2F2"/>
+      </w:pPr>
+      <w:r>
+        <w:rPr>
+          <w:rFonts w:ascii="Courier New" w:hAnsi="Courier New"/>
+          <w:color w:val="1A1A1A"/>
+          <w:sz w:val="17"/>
+        </w:rPr>
+        <w:t>from scipy import stats</w:t>
+      </w:r>
+    </w:p>
+    <w:p>
+      <w:pPr>
+        <w:spacing w:before="0" w:after="0"/>
+        <w:ind w:left="283" w:right="283"/>
+        <w:shd w:val="clear" w:color="auto" w:fill="F2F2F2"/>
+      </w:pPr>
+      <w:r>
+        <w:rPr>
+          <w:rFonts w:ascii="Courier New" w:hAnsi="Courier New"/>
+          <w:color w:val="1A1A1A"/>
+          <w:sz w:val="17"/>
+        </w:rPr>
+        <w:t xml:space="preserve"> </w:t>
+      </w:r>
+    </w:p>
+    <w:p>
+      <w:pPr>
+        <w:spacing w:before="0" w:after="0"/>
+        <w:ind w:left="283" w:right="283"/>
+        <w:shd w:val="clear" w:color="auto" w:fill="F2F2F2"/>
+      </w:pPr>
+      <w:r>
+        <w:rPr>
+          <w:rFonts w:ascii="Courier New" w:hAnsi="Courier New"/>
+          <w:color w:val="1A1A1A"/>
+          <w:sz w:val="17"/>
+        </w:rPr>
+        <w:t>warnings.filterwarnings("ignore")</w:t>
+      </w:r>
+    </w:p>
+    <w:p>
+      <w:pPr>
+        <w:spacing w:before="0" w:after="0"/>
+        <w:ind w:left="283" w:right="283"/>
+        <w:shd w:val="clear" w:color="auto" w:fill="F2F2F2"/>
+      </w:pPr>
+      <w:r>
+        <w:rPr>
+          <w:rFonts w:ascii="Courier New" w:hAnsi="Courier New"/>
+          <w:color w:val="1A1A1A"/>
+          <w:sz w:val="17"/>
+        </w:rPr>
+        <w:t xml:space="preserve"> </w:t>
+      </w:r>
+    </w:p>
+    <w:p>
+      <w:pPr>
+        <w:spacing w:before="0" w:after="0"/>
+        <w:ind w:left="283" w:right="283"/>
+        <w:shd w:val="clear" w:color="auto" w:fill="F2F2F2"/>
+      </w:pPr>
+      <w:r>
+        <w:rPr>
+          <w:rFonts w:ascii="Courier New" w:hAnsi="Courier New"/>
+          <w:color w:val="1A1A1A"/>
+          <w:sz w:val="17"/>
+        </w:rPr>
+        <w:t># ---------------------------------------------------------------------------</w:t>
+      </w:r>
+    </w:p>
+    <w:p>
+      <w:pPr>
+        <w:spacing w:before="0" w:after="0"/>
+        <w:ind w:left="283" w:right="283"/>
+        <w:shd w:val="clear" w:color="auto" w:fill="F2F2F2"/>
+      </w:pPr>
+      <w:r>
+        <w:rPr>
+          <w:rFonts w:ascii="Courier New" w:hAnsi="Courier New"/>
+          <w:color w:val="1A1A1A"/>
+          <w:sz w:val="17"/>
+        </w:rPr>
+        <w:t># Paths</w:t>
+      </w:r>
+    </w:p>
+    <w:p>
+      <w:pPr>
+        <w:spacing w:before="0" w:after="0"/>
+        <w:ind w:left="283" w:right="283"/>
+        <w:shd w:val="clear" w:color="auto" w:fill="F2F2F2"/>
+      </w:pPr>
+      <w:r>
+        <w:rPr>
+          <w:rFonts w:ascii="Courier New" w:hAnsi="Courier New"/>
+          <w:color w:val="1A1A1A"/>
+          <w:sz w:val="17"/>
+        </w:rPr>
+        <w:t># ---------------------------------------------------------------------------</w:t>
+      </w:r>
+    </w:p>
+    <w:p>
+      <w:pPr>
+        <w:spacing w:before="0" w:after="0"/>
+        <w:ind w:left="283" w:right="283"/>
+        <w:shd w:val="clear" w:color="auto" w:fill="F2F2F2"/>
+      </w:pPr>
+      <w:r>
+        <w:rPr>
+          <w:rFonts w:ascii="Courier New" w:hAnsi="Courier New"/>
+          <w:color w:val="1A1A1A"/>
+          <w:sz w:val="17"/>
+        </w:rPr>
+        <w:t xml:space="preserve"> </w:t>
+      </w:r>
+    </w:p>
+    <w:p>
+      <w:pPr>
+        <w:spacing w:before="0" w:after="0"/>
+        <w:ind w:left="283" w:right="283"/>
+        <w:shd w:val="clear" w:color="auto" w:fill="F2F2F2"/>
+      </w:pPr>
+      <w:r>
+        <w:rPr>
+          <w:rFonts w:ascii="Courier New" w:hAnsi="Courier New"/>
+          <w:color w:val="1A1A1A"/>
+          <w:sz w:val="17"/>
+        </w:rPr>
+        <w:t># ... (helper functions defined above) ...</w:t>
+      </w:r>
+    </w:p>
+    <w:p>
+      <w:pPr>
+        <w:spacing w:before="0" w:after="0"/>
+        <w:ind w:left="283" w:right="283"/>
+        <w:shd w:val="clear" w:color="auto" w:fill="F2F2F2"/>
+      </w:pPr>
+      <w:r>
+        <w:rPr>
+          <w:rFonts w:ascii="Courier New" w:hAnsi="Courier New"/>
+          <w:color w:val="1A1A1A"/>
+          <w:sz w:val="17"/>
+        </w:rPr>
+        <w:t xml:space="preserve"> </w:t>
+      </w:r>
+    </w:p>
+    <w:p>
+      <w:pPr>
+        <w:spacing w:before="0" w:after="0"/>
+        <w:ind w:left="283" w:right="283"/>
+        <w:shd w:val="clear" w:color="auto" w:fill="F2F2F2"/>
+      </w:pPr>
+      <w:r>
+        <w:rPr>
+          <w:rFonts w:ascii="Courier New" w:hAnsi="Courier New"/>
+          <w:color w:val="1A1A1A"/>
+          <w:sz w:val="17"/>
+        </w:rPr>
+        <w:t xml:space="preserve"> </w:t>
+      </w:r>
+    </w:p>
+    <w:p>
+      <w:pPr>
+        <w:spacing w:before="0" w:after="0"/>
+        <w:ind w:left="283" w:right="283"/>
+        <w:shd w:val="clear" w:color="auto" w:fill="F2F2F2"/>
+      </w:pPr>
+      <w:r>
+        <w:rPr>
+          <w:rFonts w:ascii="Courier New" w:hAnsi="Courier New"/>
+          <w:color w:val="1A1A1A"/>
+          <w:sz w:val="17"/>
+        </w:rPr>
+        <w:t>def main():</w:t>
+      </w:r>
+    </w:p>
+    <w:p>
+      <w:pPr>
+        <w:spacing w:before="0" w:after="0"/>
+        <w:ind w:left="283" w:right="283"/>
+        <w:shd w:val="clear" w:color="auto" w:fill="F2F2F2"/>
+      </w:pPr>
+      <w:r>
+        <w:rPr>
+          <w:rFonts w:ascii="Courier New" w:hAnsi="Courier New"/>
+          <w:color w:val="1A1A1A"/>
+          <w:sz w:val="17"/>
+        </w:rPr>
+        <w:t xml:space="preserve">    parser = argparse.ArgumentParser(description="Exp3: Data Cleaning &amp; Quality Assessment")</w:t>
+      </w:r>
+    </w:p>
+    <w:p>
+      <w:pPr>
+        <w:spacing w:before="0" w:after="0"/>
+        <w:ind w:left="283" w:right="283"/>
+        <w:shd w:val="clear" w:color="auto" w:fill="F2F2F2"/>
+      </w:pPr>
+      <w:r>
+        <w:rPr>
+          <w:rFonts w:ascii="Courier New" w:hAnsi="Courier New"/>
+          <w:color w:val="1A1A1A"/>
+          <w:sz w:val="17"/>
+        </w:rPr>
+        <w:t xml:space="preserve">    parser.add_argument("--rows", type=int, default=50_000)</w:t>
+      </w:r>
+    </w:p>
+    <w:p>
+      <w:pPr>
+        <w:spacing w:before="0" w:after="0"/>
+        <w:ind w:left="283" w:right="283"/>
+        <w:shd w:val="clear" w:color="auto" w:fill="F2F2F2"/>
+      </w:pPr>
+      <w:r>
+        <w:rPr>
+          <w:rFonts w:ascii="Courier New" w:hAnsi="Courier New"/>
+          <w:color w:val="1A1A1A"/>
+          <w:sz w:val="17"/>
+        </w:rPr>
+        <w:t xml:space="preserve">    parser.add_argument("--contamination", type=float, default=0.05)</w:t>
+      </w:r>
+    </w:p>
+    <w:p>
+      <w:pPr>
+        <w:spacing w:before="0" w:after="0"/>
+        <w:ind w:left="283" w:right="283"/>
+        <w:shd w:val="clear" w:color="auto" w:fill="F2F2F2"/>
+      </w:pPr>
+      <w:r>
+        <w:rPr>
+          <w:rFonts w:ascii="Courier New" w:hAnsi="Courier New"/>
+          <w:color w:val="1A1A1A"/>
+          <w:sz w:val="17"/>
+        </w:rPr>
+        <w:t xml:space="preserve">    parser.add_argument("--no-plot", action="store_true")</w:t>
+      </w:r>
+    </w:p>
+    <w:p>
+      <w:pPr>
+        <w:spacing w:before="0" w:after="0"/>
+        <w:ind w:left="283" w:right="283"/>
+        <w:shd w:val="clear" w:color="auto" w:fill="F2F2F2"/>
+      </w:pPr>
+      <w:r>
+        <w:rPr>
+          <w:rFonts w:ascii="Courier New" w:hAnsi="Courier New"/>
+          <w:color w:val="1A1A1A"/>
+          <w:sz w:val="17"/>
+        </w:rPr>
+        <w:t xml:space="preserve">    args = parser.parse_args()</w:t>
+      </w:r>
+    </w:p>
+    <w:p>
+      <w:pPr>
+        <w:spacing w:before="0" w:after="0"/>
+        <w:ind w:left="283" w:right="283"/>
+        <w:shd w:val="clear" w:color="auto" w:fill="F2F2F2"/>
+      </w:pPr>
+      <w:r>
+        <w:rPr>
+          <w:rFonts w:ascii="Courier New" w:hAnsi="Courier New"/>
+          <w:color w:val="1A1A1A"/>
+          <w:sz w:val="17"/>
+        </w:rPr>
+        <w:t xml:space="preserve"> </w:t>
+      </w:r>
+    </w:p>
+    <w:p>
+      <w:pPr>
+        <w:spacing w:before="0" w:after="0"/>
+        <w:ind w:left="283" w:right="283"/>
+        <w:shd w:val="clear" w:color="auto" w:fill="F2F2F2"/>
+      </w:pPr>
+      <w:r>
+        <w:rPr>
+          <w:rFonts w:ascii="Courier New" w:hAnsi="Courier New"/>
+          <w:color w:val="1A1A1A"/>
+          <w:sz w:val="17"/>
+        </w:rPr>
+        <w:t xml:space="preserve">    print("=" * 60)</w:t>
+      </w:r>
+    </w:p>
+    <w:p>
+      <w:pPr>
+        <w:spacing w:before="0" w:after="0"/>
+        <w:ind w:left="283" w:right="283"/>
+        <w:shd w:val="clear" w:color="auto" w:fill="F2F2F2"/>
+      </w:pPr>
+      <w:r>
+        <w:rPr>
+          <w:rFonts w:ascii="Courier New" w:hAnsi="Courier New"/>
+          <w:color w:val="1A1A1A"/>
+          <w:sz w:val="17"/>
+        </w:rPr>
+        <w:t xml:space="preserve">    print("Experiment 3: Data Cleaning &amp; Quality Assessment")</w:t>
+      </w:r>
+    </w:p>
+    <w:p>
+      <w:pPr>
+        <w:spacing w:before="0" w:after="0"/>
+        <w:ind w:left="283" w:right="283"/>
+        <w:shd w:val="clear" w:color="auto" w:fill="F2F2F2"/>
+      </w:pPr>
+      <w:r>
+        <w:rPr>
+          <w:rFonts w:ascii="Courier New" w:hAnsi="Courier New"/>
+          <w:color w:val="1A1A1A"/>
+          <w:sz w:val="17"/>
+        </w:rPr>
+        <w:t xml:space="preserve">    print("=" * 60)</w:t>
+      </w:r>
+    </w:p>
+    <w:p>
+      <w:pPr>
+        <w:spacing w:before="0" w:after="0"/>
+        <w:ind w:left="283" w:right="283"/>
+        <w:shd w:val="clear" w:color="auto" w:fill="F2F2F2"/>
+      </w:pPr>
+      <w:r>
+        <w:rPr>
+          <w:rFonts w:ascii="Courier New" w:hAnsi="Courier New"/>
+          <w:color w:val="1A1A1A"/>
+          <w:sz w:val="17"/>
+        </w:rPr>
+        <w:t xml:space="preserve"> </w:t>
+      </w:r>
+    </w:p>
+    <w:p>
+      <w:pPr>
+        <w:spacing w:before="0" w:after="0"/>
+        <w:ind w:left="283" w:right="283"/>
+        <w:shd w:val="clear" w:color="auto" w:fill="F2F2F2"/>
+      </w:pPr>
+      <w:r>
+        <w:rPr>
+          <w:rFonts w:ascii="Courier New" w:hAnsi="Courier New"/>
+          <w:color w:val="1A1A1A"/>
+          <w:sz w:val="17"/>
+        </w:rPr>
+        <w:t xml:space="preserve">    # Load or generate data</w:t>
+      </w:r>
+    </w:p>
+    <w:p>
+      <w:pPr>
+        <w:spacing w:before="0" w:after="0"/>
+        <w:ind w:left="283" w:right="283"/>
+        <w:shd w:val="clear" w:color="auto" w:fill="F2F2F2"/>
+      </w:pPr>
+      <w:r>
+        <w:rPr>
+          <w:rFonts w:ascii="Courier New" w:hAnsi="Courier New"/>
+          <w:color w:val="1A1A1A"/>
+          <w:sz w:val="17"/>
+        </w:rPr>
+        <w:t xml:space="preserve">    if RAW_DATA_PATH.exists():</w:t>
+      </w:r>
+    </w:p>
+    <w:p>
+      <w:pPr>
+        <w:spacing w:before="0" w:after="0"/>
+        <w:ind w:left="283" w:right="283"/>
+        <w:shd w:val="clear" w:color="auto" w:fill="F2F2F2"/>
+      </w:pPr>
+      <w:r>
+        <w:rPr>
+          <w:rFonts w:ascii="Courier New" w:hAnsi="Courier New"/>
+          <w:color w:val="1A1A1A"/>
+          <w:sz w:val="17"/>
+        </w:rPr>
+        <w:t xml:space="preserve">        print(f"Loading data from {RAW_DATA_PATH}")</w:t>
+      </w:r>
+    </w:p>
+    <w:p>
+      <w:pPr>
+        <w:spacing w:before="0" w:after="0"/>
+        <w:ind w:left="283" w:right="283"/>
+        <w:shd w:val="clear" w:color="auto" w:fill="F2F2F2"/>
+      </w:pPr>
+      <w:r>
+        <w:rPr>
+          <w:rFonts w:ascii="Courier New" w:hAnsi="Courier New"/>
+          <w:color w:val="1A1A1A"/>
+          <w:sz w:val="17"/>
+        </w:rPr>
+        <w:t xml:space="preserve">        df_raw = pd.read_csv(RAW_DATA_PATH)</w:t>
+      </w:r>
+    </w:p>
+    <w:p>
+      <w:pPr>
+        <w:spacing w:before="0" w:after="0"/>
+        <w:ind w:left="283" w:right="283"/>
+        <w:shd w:val="clear" w:color="auto" w:fill="F2F2F2"/>
+      </w:pPr>
+      <w:r>
+        <w:rPr>
+          <w:rFonts w:ascii="Courier New" w:hAnsi="Courier New"/>
+          <w:color w:val="1A1A1A"/>
+          <w:sz w:val="17"/>
+        </w:rPr>
+        <w:t xml:space="preserve">    else:</w:t>
+      </w:r>
+    </w:p>
+    <w:p>
+      <w:pPr>
+        <w:spacing w:before="0" w:after="0"/>
+        <w:ind w:left="283" w:right="283"/>
+        <w:shd w:val="clear" w:color="auto" w:fill="F2F2F2"/>
+      </w:pPr>
+      <w:r>
+        <w:rPr>
+          <w:rFonts w:ascii="Courier New" w:hAnsi="Courier New"/>
+          <w:color w:val="1A1A1A"/>
+          <w:sz w:val="17"/>
+        </w:rPr>
+        <w:t xml:space="preserve">        print(f"Generating synthetic dirty dataset ({args.rows:,} rows)…")</w:t>
+      </w:r>
+    </w:p>
+    <w:p>
+      <w:pPr>
+        <w:spacing w:before="0" w:after="0"/>
+        <w:ind w:left="283" w:right="283"/>
+        <w:shd w:val="clear" w:color="auto" w:fill="F2F2F2"/>
+      </w:pPr>
+      <w:r>
+        <w:rPr>
+          <w:rFonts w:ascii="Courier New" w:hAnsi="Courier New"/>
+          <w:color w:val="1A1A1A"/>
+          <w:sz w:val="17"/>
+        </w:rPr>
+        <w:t xml:space="preserve">        df_raw = generate_dirty_data(n=args.rows)</w:t>
+      </w:r>
+    </w:p>
+    <w:p>
+      <w:pPr>
+        <w:spacing w:before="0" w:after="0"/>
+        <w:ind w:left="283" w:right="283"/>
+        <w:shd w:val="clear" w:color="auto" w:fill="F2F2F2"/>
+      </w:pPr>
+      <w:r>
+        <w:rPr>
+          <w:rFonts w:ascii="Courier New" w:hAnsi="Courier New"/>
+          <w:color w:val="1A1A1A"/>
+          <w:sz w:val="17"/>
+        </w:rPr>
+        <w:t xml:space="preserve">        RAW_DATA_PATH.parent.mkdir(parents=True, exist_ok=True)</w:t>
+      </w:r>
+    </w:p>
+    <w:p>
+      <w:pPr>
+        <w:spacing w:before="0" w:after="0"/>
+        <w:ind w:left="283" w:right="283"/>
+        <w:shd w:val="clear" w:color="auto" w:fill="F2F2F2"/>
+      </w:pPr>
+      <w:r>
+        <w:rPr>
+          <w:rFonts w:ascii="Courier New" w:hAnsi="Courier New"/>
+          <w:color w:val="1A1A1A"/>
+          <w:sz w:val="17"/>
+        </w:rPr>
+        <w:t xml:space="preserve">        df_raw.to_csv(RAW_DATA_PATH, index=False)</w:t>
+      </w:r>
+    </w:p>
+    <w:p>
+      <w:pPr>
+        <w:spacing w:before="0" w:after="0"/>
+        <w:ind w:left="283" w:right="283"/>
+        <w:shd w:val="clear" w:color="auto" w:fill="F2F2F2"/>
+      </w:pPr>
+      <w:r>
+        <w:rPr>
+          <w:rFonts w:ascii="Courier New" w:hAnsi="Courier New"/>
+          <w:color w:val="1A1A1A"/>
+          <w:sz w:val="17"/>
+        </w:rPr>
+        <w:t xml:space="preserve">        print(f"  Saved to {RAW_DATA_PATH}")</w:t>
+      </w:r>
+    </w:p>
+    <w:p>
+      <w:pPr>
+        <w:spacing w:before="0" w:after="0"/>
+        <w:ind w:left="283" w:right="283"/>
+        <w:shd w:val="clear" w:color="auto" w:fill="F2F2F2"/>
+      </w:pPr>
+      <w:r>
+        <w:rPr>
+          <w:rFonts w:ascii="Courier New" w:hAnsi="Courier New"/>
+          <w:color w:val="1A1A1A"/>
+          <w:sz w:val="17"/>
+        </w:rPr>
+        <w:t xml:space="preserve"> </w:t>
+      </w:r>
+    </w:p>
+    <w:p>
+      <w:pPr>
+        <w:spacing w:before="0" w:after="0"/>
+        <w:ind w:left="283" w:right="283"/>
+        <w:shd w:val="clear" w:color="auto" w:fill="F2F2F2"/>
+      </w:pPr>
+      <w:r>
+        <w:rPr>
+          <w:rFonts w:ascii="Courier New" w:hAnsi="Courier New"/>
+          <w:color w:val="1A1A1A"/>
+          <w:sz w:val="17"/>
+        </w:rPr>
+        <w:t xml:space="preserve">    print(f"\nRaw dataset shape: {df_raw.shape}")</w:t>
+      </w:r>
+    </w:p>
+    <w:p>
+      <w:pPr>
+        <w:spacing w:before="0" w:after="0"/>
+        <w:ind w:left="283" w:right="283"/>
+        <w:shd w:val="clear" w:color="auto" w:fill="F2F2F2"/>
+      </w:pPr>
+      <w:r>
+        <w:rPr>
+          <w:rFonts w:ascii="Courier New" w:hAnsi="Courier New"/>
+          <w:color w:val="1A1A1A"/>
+          <w:sz w:val="17"/>
+        </w:rPr>
+        <w:t xml:space="preserve"> </w:t>
+      </w:r>
+    </w:p>
+    <w:p>
+      <w:pPr>
+        <w:spacing w:before="0" w:after="0"/>
+        <w:ind w:left="283" w:right="283"/>
+        <w:shd w:val="clear" w:color="auto" w:fill="F2F2F2"/>
+      </w:pPr>
+      <w:r>
+        <w:rPr>
+          <w:rFonts w:ascii="Courier New" w:hAnsi="Courier New"/>
+          <w:color w:val="1A1A1A"/>
+          <w:sz w:val="17"/>
+        </w:rPr>
+        <w:t xml:space="preserve">    # Quality assessment</w:t>
+      </w:r>
+    </w:p>
+    <w:p>
+      <w:pPr>
+        <w:spacing w:before="0" w:after="0"/>
+        <w:ind w:left="283" w:right="283"/>
+        <w:shd w:val="clear" w:color="auto" w:fill="F2F2F2"/>
+      </w:pPr>
+      <w:r>
+        <w:rPr>
+          <w:rFonts w:ascii="Courier New" w:hAnsi="Courier New"/>
+          <w:color w:val="1A1A1A"/>
+          <w:sz w:val="17"/>
+        </w:rPr>
+        <w:t xml:space="preserve">    print("\n[1] Assessing data quality…")</w:t>
+      </w:r>
+    </w:p>
+    <w:p>
+      <w:pPr>
+        <w:spacing w:before="0" w:after="0"/>
+        <w:ind w:left="283" w:right="283"/>
+        <w:shd w:val="clear" w:color="auto" w:fill="F2F2F2"/>
+      </w:pPr>
+      <w:r>
+        <w:rPr>
+          <w:rFonts w:ascii="Courier New" w:hAnsi="Courier New"/>
+          <w:color w:val="1A1A1A"/>
+          <w:sz w:val="17"/>
+        </w:rPr>
+        <w:t xml:space="preserve">    quality_report = assess_quality(df_raw)</w:t>
+      </w:r>
+    </w:p>
+    <w:p>
+      <w:pPr>
+        <w:spacing w:before="0" w:after="0"/>
+        <w:ind w:left="283" w:right="283"/>
+        <w:shd w:val="clear" w:color="auto" w:fill="F2F2F2"/>
+      </w:pPr>
+      <w:r>
+        <w:rPr>
+          <w:rFonts w:ascii="Courier New" w:hAnsi="Courier New"/>
+          <w:color w:val="1A1A1A"/>
+          <w:sz w:val="17"/>
+        </w:rPr>
+        <w:t xml:space="preserve">    print(f"  Quality Score: {quality_report['quality_score']}/100")</w:t>
+      </w:r>
+    </w:p>
+    <w:p>
+      <w:pPr>
+        <w:spacing w:before="0" w:after="0"/>
+        <w:ind w:left="283" w:right="283"/>
+        <w:shd w:val="clear" w:color="auto" w:fill="F2F2F2"/>
+      </w:pPr>
+      <w:r>
+        <w:rPr>
+          <w:rFonts w:ascii="Courier New" w:hAnsi="Courier New"/>
+          <w:color w:val="1A1A1A"/>
+          <w:sz w:val="17"/>
+        </w:rPr>
+        <w:t xml:space="preserve">    print(f"  Missing values in: {list(quality_report['issues']['missing_values'].keys())}")</w:t>
+      </w:r>
+    </w:p>
+    <w:p>
+      <w:pPr>
+        <w:spacing w:before="0" w:after="0"/>
+        <w:ind w:left="283" w:right="283"/>
+        <w:shd w:val="clear" w:color="auto" w:fill="F2F2F2"/>
+      </w:pPr>
+      <w:r>
+        <w:rPr>
+          <w:rFonts w:ascii="Courier New" w:hAnsi="Courier New"/>
+          <w:color w:val="1A1A1A"/>
+          <w:sz w:val="17"/>
+        </w:rPr>
+        <w:t xml:space="preserve">    print(f"  Duplicates: {quality_report['issues']['duplicates']['count']:,} rows ({quality_report['issues']['duplicates']['pct']:.1f}%)")</w:t>
+      </w:r>
+    </w:p>
+    <w:p>
+      <w:pPr>
+        <w:spacing w:before="0" w:after="0"/>
+        <w:ind w:left="283" w:right="283"/>
+        <w:shd w:val="clear" w:color="auto" w:fill="F2F2F2"/>
+      </w:pPr>
+      <w:r>
+        <w:rPr>
+          <w:rFonts w:ascii="Courier New" w:hAnsi="Courier New"/>
+          <w:color w:val="1A1A1A"/>
+          <w:sz w:val="17"/>
+        </w:rPr>
+        <w:t xml:space="preserve">    print(f"  Outlier columns: {list(quality_report['issues']['outliers_iqr'].keys())}")</w:t>
+      </w:r>
+    </w:p>
+    <w:p>
+      <w:pPr>
+        <w:spacing w:before="0" w:after="0"/>
+        <w:ind w:left="283" w:right="283"/>
+        <w:shd w:val="clear" w:color="auto" w:fill="F2F2F2"/>
+      </w:pPr>
+      <w:r>
+        <w:rPr>
+          <w:rFonts w:ascii="Courier New" w:hAnsi="Courier New"/>
+          <w:color w:val="1A1A1A"/>
+          <w:sz w:val="17"/>
+        </w:rPr>
+        <w:t xml:space="preserve"> </w:t>
+      </w:r>
+    </w:p>
+    <w:p>
+      <w:pPr>
+        <w:spacing w:before="0" w:after="0"/>
+        <w:ind w:left="283" w:right="283"/>
+        <w:shd w:val="clear" w:color="auto" w:fill="F2F2F2"/>
+      </w:pPr>
+      <w:r>
+        <w:rPr>
+          <w:rFonts w:ascii="Courier New" w:hAnsi="Courier New"/>
+          <w:color w:val="1A1A1A"/>
+          <w:sz w:val="17"/>
+        </w:rPr>
+        <w:t xml:space="preserve">    # Anomaly detection</w:t>
+      </w:r>
+    </w:p>
+    <w:p>
+      <w:pPr>
+        <w:spacing w:before="0" w:after="0"/>
+        <w:ind w:left="283" w:right="283"/>
+        <w:shd w:val="clear" w:color="auto" w:fill="F2F2F2"/>
+      </w:pPr>
+      <w:r>
+        <w:rPr>
+          <w:rFonts w:ascii="Courier New" w:hAnsi="Courier New"/>
+          <w:color w:val="1A1A1A"/>
+          <w:sz w:val="17"/>
+        </w:rPr>
+        <w:t xml:space="preserve">    print("\n[2] Running anomaly detection (IsolationForest + Z-score)…")</w:t>
+      </w:r>
+    </w:p>
+    <w:p>
+      <w:pPr>
+        <w:spacing w:before="0" w:after="0"/>
+        <w:ind w:left="283" w:right="283"/>
+        <w:shd w:val="clear" w:color="auto" w:fill="F2F2F2"/>
+      </w:pPr>
+      <w:r>
+        <w:rPr>
+          <w:rFonts w:ascii="Courier New" w:hAnsi="Courier New"/>
+          <w:color w:val="1A1A1A"/>
+          <w:sz w:val="17"/>
+        </w:rPr>
+        <w:t xml:space="preserve">    df_with_anomalies = detect_anomalies(df_raw.copy(), contamination=args.contamination)</w:t>
+      </w:r>
+    </w:p>
+    <w:p>
+      <w:pPr>
+        <w:spacing w:before="0" w:after="0"/>
+        <w:ind w:left="283" w:right="283"/>
+        <w:shd w:val="clear" w:color="auto" w:fill="F2F2F2"/>
+      </w:pPr>
+      <w:r>
+        <w:rPr>
+          <w:rFonts w:ascii="Courier New" w:hAnsi="Courier New"/>
+          <w:color w:val="1A1A1A"/>
+          <w:sz w:val="17"/>
+        </w:rPr>
+        <w:t xml:space="preserve">    n_anomalies = int(df_with_anomalies["is_anomaly"].sum())</w:t>
+      </w:r>
+    </w:p>
+    <w:p>
+      <w:pPr>
+        <w:spacing w:before="0" w:after="0"/>
+        <w:ind w:left="283" w:right="283"/>
+        <w:shd w:val="clear" w:color="auto" w:fill="F2F2F2"/>
+      </w:pPr>
+      <w:r>
+        <w:rPr>
+          <w:rFonts w:ascii="Courier New" w:hAnsi="Courier New"/>
+          <w:color w:val="1A1A1A"/>
+          <w:sz w:val="17"/>
+        </w:rPr>
+        <w:t xml:space="preserve">    print(f"  Total anomalies flagged: {n_anomalies:,} ({n_anomalies/len(df_raw)*100:.1f}%)")</w:t>
+      </w:r>
+    </w:p>
+    <w:p>
+      <w:pPr>
+        <w:spacing w:before="0" w:after="0"/>
+        <w:ind w:left="283" w:right="283"/>
+        <w:shd w:val="clear" w:color="auto" w:fill="F2F2F2"/>
+      </w:pPr>
+      <w:r>
+        <w:rPr>
+          <w:rFonts w:ascii="Courier New" w:hAnsi="Courier New"/>
+          <w:color w:val="1A1A1A"/>
+          <w:sz w:val="17"/>
+        </w:rPr>
+        <w:t xml:space="preserve"> </w:t>
+      </w:r>
+    </w:p>
+    <w:p>
+      <w:pPr>
+        <w:spacing w:before="0" w:after="0"/>
+        <w:ind w:left="283" w:right="283"/>
+        <w:shd w:val="clear" w:color="auto" w:fill="F2F2F2"/>
+      </w:pPr>
+      <w:r>
+        <w:rPr>
+          <w:rFonts w:ascii="Courier New" w:hAnsi="Courier New"/>
+          <w:color w:val="1A1A1A"/>
+          <w:sz w:val="17"/>
+        </w:rPr>
+        <w:t xml:space="preserve">    # Prescriptive cleaning</w:t>
+      </w:r>
+    </w:p>
+    <w:p>
+      <w:pPr>
+        <w:spacing w:before="0" w:after="0"/>
+        <w:ind w:left="283" w:right="283"/>
+        <w:shd w:val="clear" w:color="auto" w:fill="F2F2F2"/>
+      </w:pPr>
+      <w:r>
+        <w:rPr>
+          <w:rFonts w:ascii="Courier New" w:hAnsi="Courier New"/>
+          <w:color w:val="1A1A1A"/>
+          <w:sz w:val="17"/>
+        </w:rPr>
+        <w:t xml:space="preserve">    print("\n[3] Applying prescriptive cleaning pipeline…")</w:t>
+      </w:r>
+    </w:p>
+    <w:p>
+      <w:pPr>
+        <w:spacing w:before="0" w:after="0"/>
+        <w:ind w:left="283" w:right="283"/>
+        <w:shd w:val="clear" w:color="auto" w:fill="F2F2F2"/>
+      </w:pPr>
+      <w:r>
+        <w:rPr>
+          <w:rFonts w:ascii="Courier New" w:hAnsi="Courier New"/>
+          <w:color w:val="1A1A1A"/>
+          <w:sz w:val="17"/>
+        </w:rPr>
+        <w:t xml:space="preserve">    df_clean, actions = prescriptive_cleaning(df_with_anomalies.copy(), quality_report)</w:t>
+      </w:r>
+    </w:p>
+    <w:p>
+      <w:pPr>
+        <w:spacing w:before="0" w:after="0"/>
+        <w:ind w:left="283" w:right="283"/>
+        <w:shd w:val="clear" w:color="auto" w:fill="F2F2F2"/>
+      </w:pPr>
+      <w:r>
+        <w:rPr>
+          <w:rFonts w:ascii="Courier New" w:hAnsi="Courier New"/>
+          <w:color w:val="1A1A1A"/>
+          <w:sz w:val="17"/>
+        </w:rPr>
+        <w:t xml:space="preserve">    print(f"  Clean dataset shape: {df_clean.shape}")</w:t>
+      </w:r>
+    </w:p>
+    <w:p>
+      <w:pPr>
+        <w:spacing w:before="0" w:after="0"/>
+        <w:ind w:left="283" w:right="283"/>
+        <w:shd w:val="clear" w:color="auto" w:fill="F2F2F2"/>
+      </w:pPr>
+      <w:r>
+        <w:rPr>
+          <w:rFonts w:ascii="Courier New" w:hAnsi="Courier New"/>
+          <w:color w:val="1A1A1A"/>
+          <w:sz w:val="17"/>
+        </w:rPr>
+        <w:t xml:space="preserve">    print(f"  Actions applied: {len(actions)}")</w:t>
+      </w:r>
+    </w:p>
+    <w:p>
+      <w:pPr>
+        <w:spacing w:before="0" w:after="0"/>
+        <w:ind w:left="283" w:right="283"/>
+        <w:shd w:val="clear" w:color="auto" w:fill="F2F2F2"/>
+      </w:pPr>
+      <w:r>
+        <w:rPr>
+          <w:rFonts w:ascii="Courier New" w:hAnsi="Courier New"/>
+          <w:color w:val="1A1A1A"/>
+          <w:sz w:val="17"/>
+        </w:rPr>
+        <w:t xml:space="preserve">    for a in actions:</w:t>
+      </w:r>
+    </w:p>
+    <w:p>
+      <w:pPr>
+        <w:spacing w:before="0" w:after="0"/>
+        <w:ind w:left="283" w:right="283"/>
+        <w:shd w:val="clear" w:color="auto" w:fill="F2F2F2"/>
+      </w:pPr>
+      <w:r>
+        <w:rPr>
+          <w:rFonts w:ascii="Courier New" w:hAnsi="Courier New"/>
+          <w:color w:val="1A1A1A"/>
+          <w:sz w:val="17"/>
+        </w:rPr>
+        <w:t xml:space="preserve">        print(f"    - {a['action']}")</w:t>
+      </w:r>
+    </w:p>
+    <w:p>
+      <w:pPr>
+        <w:spacing w:before="0" w:after="0"/>
+        <w:ind w:left="283" w:right="283"/>
+        <w:shd w:val="clear" w:color="auto" w:fill="F2F2F2"/>
+      </w:pPr>
+      <w:r>
+        <w:rPr>
+          <w:rFonts w:ascii="Courier New" w:hAnsi="Courier New"/>
+          <w:color w:val="1A1A1A"/>
+          <w:sz w:val="17"/>
+        </w:rPr>
+        <w:t xml:space="preserve"> </w:t>
+      </w:r>
+    </w:p>
+    <w:p>
+      <w:pPr>
+        <w:spacing w:before="0" w:after="0"/>
+        <w:ind w:left="283" w:right="283"/>
+        <w:shd w:val="clear" w:color="auto" w:fill="F2F2F2"/>
+      </w:pPr>
+      <w:r>
+        <w:rPr>
+          <w:rFonts w:ascii="Courier New" w:hAnsi="Courier New"/>
+          <w:color w:val="1A1A1A"/>
+          <w:sz w:val="17"/>
+        </w:rPr>
+        <w:t xml:space="preserve">    # Recommendations</w:t>
+      </w:r>
+    </w:p>
+    <w:p>
+      <w:pPr>
+        <w:spacing w:before="0" w:after="0"/>
+        <w:ind w:left="283" w:right="283"/>
+        <w:shd w:val="clear" w:color="auto" w:fill="F2F2F2"/>
+      </w:pPr>
+      <w:r>
+        <w:rPr>
+          <w:rFonts w:ascii="Courier New" w:hAnsi="Courier New"/>
+          <w:color w:val="1A1A1A"/>
+          <w:sz w:val="17"/>
+        </w:rPr>
+        <w:t xml:space="preserve">    print("\n[4] Generating data governance recommendations…")</w:t>
+      </w:r>
+    </w:p>
+    <w:p>
+      <w:pPr>
+        <w:spacing w:before="0" w:after="0"/>
+        <w:ind w:left="283" w:right="283"/>
+        <w:shd w:val="clear" w:color="auto" w:fill="F2F2F2"/>
+      </w:pPr>
+      <w:r>
+        <w:rPr>
+          <w:rFonts w:ascii="Courier New" w:hAnsi="Courier New"/>
+          <w:color w:val="1A1A1A"/>
+          <w:sz w:val="17"/>
+        </w:rPr>
+        <w:t xml:space="preserve">    recommendations = generate_recommendations(quality_report, actions)</w:t>
+      </w:r>
+    </w:p>
+    <w:p>
+      <w:pPr>
+        <w:spacing w:before="0" w:after="0"/>
+        <w:ind w:left="283" w:right="283"/>
+        <w:shd w:val="clear" w:color="auto" w:fill="F2F2F2"/>
+      </w:pPr>
+      <w:r>
+        <w:rPr>
+          <w:rFonts w:ascii="Courier New" w:hAnsi="Courier New"/>
+          <w:color w:val="1A1A1A"/>
+          <w:sz w:val="17"/>
+        </w:rPr>
+        <w:t xml:space="preserve">    print(f"  {len(recommendations)} recommendations generated:")</w:t>
+      </w:r>
+    </w:p>
+    <w:p>
+      <w:pPr>
+        <w:spacing w:before="0" w:after="0"/>
+        <w:ind w:left="283" w:right="283"/>
+        <w:shd w:val="clear" w:color="auto" w:fill="F2F2F2"/>
+      </w:pPr>
+      <w:r>
+        <w:rPr>
+          <w:rFonts w:ascii="Courier New" w:hAnsi="Courier New"/>
+          <w:color w:val="1A1A1A"/>
+          <w:sz w:val="17"/>
+        </w:rPr>
+        <w:t xml:space="preserve">    for r in recommendations:</w:t>
+      </w:r>
+    </w:p>
+    <w:p>
+      <w:pPr>
+        <w:spacing w:before="0" w:after="0"/>
+        <w:ind w:left="283" w:right="283"/>
+        <w:shd w:val="clear" w:color="auto" w:fill="F2F2F2"/>
+      </w:pPr>
+      <w:r>
+        <w:rPr>
+          <w:rFonts w:ascii="Courier New" w:hAnsi="Courier New"/>
+          <w:color w:val="1A1A1A"/>
+          <w:sz w:val="17"/>
+        </w:rPr>
+        <w:t xml:space="preserve">        print(f"    [{r['priority']}] {r['recommendation']}")</w:t>
+      </w:r>
+    </w:p>
+    <w:p>
+      <w:pPr>
+        <w:spacing w:before="0" w:after="0"/>
+        <w:ind w:left="283" w:right="283"/>
+        <w:shd w:val="clear" w:color="auto" w:fill="F2F2F2"/>
+      </w:pPr>
+      <w:r>
+        <w:rPr>
+          <w:rFonts w:ascii="Courier New" w:hAnsi="Courier New"/>
+          <w:color w:val="1A1A1A"/>
+          <w:sz w:val="17"/>
+        </w:rPr>
+        <w:t xml:space="preserve"> </w:t>
+      </w:r>
+    </w:p>
+    <w:p>
+      <w:pPr>
+        <w:spacing w:before="0" w:after="0"/>
+        <w:ind w:left="283" w:right="283"/>
+        <w:shd w:val="clear" w:color="auto" w:fill="F2F2F2"/>
+      </w:pPr>
+      <w:r>
+        <w:rPr>
+          <w:rFonts w:ascii="Courier New" w:hAnsi="Courier New"/>
+          <w:color w:val="1A1A1A"/>
+          <w:sz w:val="17"/>
+        </w:rPr>
+        <w:t xml:space="preserve">    # Save clean data</w:t>
+      </w:r>
+    </w:p>
+    <w:p>
+      <w:pPr>
+        <w:spacing w:before="0" w:after="0"/>
+        <w:ind w:left="283" w:right="283"/>
+        <w:shd w:val="clear" w:color="auto" w:fill="F2F2F2"/>
+      </w:pPr>
+      <w:r>
+        <w:rPr>
+          <w:rFonts w:ascii="Courier New" w:hAnsi="Courier New"/>
+          <w:color w:val="1A1A1A"/>
+          <w:sz w:val="17"/>
+        </w:rPr>
+        <w:t xml:space="preserve">    df_clean.to_csv(CLEAN_DATA_PATH, index=False)</w:t>
+      </w:r>
+    </w:p>
+    <w:p>
+      <w:pPr>
+        <w:spacing w:before="0" w:after="0"/>
+        <w:ind w:left="283" w:right="283"/>
+        <w:shd w:val="clear" w:color="auto" w:fill="F2F2F2"/>
+      </w:pPr>
+      <w:r>
+        <w:rPr>
+          <w:rFonts w:ascii="Courier New" w:hAnsi="Courier New"/>
+          <w:color w:val="1A1A1A"/>
+          <w:sz w:val="17"/>
+        </w:rPr>
+        <w:t xml:space="preserve">    print(f"\nClean data saved to: {CLEAN_DATA_PATH}")</w:t>
+      </w:r>
+    </w:p>
+    <w:p>
+      <w:pPr>
+        <w:spacing w:before="0" w:after="0"/>
+        <w:ind w:left="283" w:right="283"/>
+        <w:shd w:val="clear" w:color="auto" w:fill="F2F2F2"/>
+      </w:pPr>
+      <w:r>
+        <w:rPr>
+          <w:rFonts w:ascii="Courier New" w:hAnsi="Courier New"/>
+          <w:color w:val="1A1A1A"/>
+          <w:sz w:val="17"/>
+        </w:rPr>
+        <w:t xml:space="preserve"> </w:t>
+      </w:r>
+    </w:p>
+    <w:p>
+      <w:pPr>
+        <w:spacing w:before="0" w:after="0"/>
+        <w:ind w:left="283" w:right="283"/>
+        <w:shd w:val="clear" w:color="auto" w:fill="F2F2F2"/>
+      </w:pPr>
+      <w:r>
+        <w:rPr>
+          <w:rFonts w:ascii="Courier New" w:hAnsi="Courier New"/>
+          <w:color w:val="1A1A1A"/>
+          <w:sz w:val="17"/>
+        </w:rPr>
+        <w:t xml:space="preserve">    # Save metrics</w:t>
+      </w:r>
+    </w:p>
+    <w:p>
+      <w:pPr>
+        <w:spacing w:before="0" w:after="0"/>
+        <w:ind w:left="283" w:right="283"/>
+        <w:shd w:val="clear" w:color="auto" w:fill="F2F2F2"/>
+      </w:pPr>
+      <w:r>
+        <w:rPr>
+          <w:rFonts w:ascii="Courier New" w:hAnsi="Courier New"/>
+          <w:color w:val="1A1A1A"/>
+          <w:sz w:val="17"/>
+        </w:rPr>
+        <w:t xml:space="preserve">    metrics = {</w:t>
+      </w:r>
+    </w:p>
+    <w:p>
+      <w:pPr>
+        <w:spacing w:before="0" w:after="0"/>
+        <w:ind w:left="283" w:right="283"/>
+        <w:shd w:val="clear" w:color="auto" w:fill="F2F2F2"/>
+      </w:pPr>
+      <w:r>
+        <w:rPr>
+          <w:rFonts w:ascii="Courier New" w:hAnsi="Courier New"/>
+          <w:color w:val="1A1A1A"/>
+          <w:sz w:val="17"/>
+        </w:rPr>
+        <w:t xml:space="preserve">        "experiment": "exp3_data_cleaning",</w:t>
+      </w:r>
+    </w:p>
+    <w:p>
+      <w:pPr>
+        <w:spacing w:before="0" w:after="0"/>
+        <w:ind w:left="283" w:right="283"/>
+        <w:shd w:val="clear" w:color="auto" w:fill="F2F2F2"/>
+      </w:pPr>
+      <w:r>
+        <w:rPr>
+          <w:rFonts w:ascii="Courier New" w:hAnsi="Courier New"/>
+          <w:color w:val="1A1A1A"/>
+          <w:sz w:val="17"/>
+        </w:rPr>
+        <w:t xml:space="preserve">        "raw_shape": list(df_raw.shape),</w:t>
+      </w:r>
+    </w:p>
+    <w:p>
+      <w:pPr>
+        <w:spacing w:before="0" w:after="0"/>
+        <w:ind w:left="283" w:right="283"/>
+        <w:shd w:val="clear" w:color="auto" w:fill="F2F2F2"/>
+      </w:pPr>
+      <w:r>
+        <w:rPr>
+          <w:rFonts w:ascii="Courier New" w:hAnsi="Courier New"/>
+          <w:color w:val="1A1A1A"/>
+          <w:sz w:val="17"/>
+        </w:rPr>
+        <w:t xml:space="preserve">        "clean_shape": list(df_clean.shape),</w:t>
+      </w:r>
+    </w:p>
+    <w:p>
+      <w:pPr>
+        <w:spacing w:before="0" w:after="0"/>
+        <w:ind w:left="283" w:right="283"/>
+        <w:shd w:val="clear" w:color="auto" w:fill="F2F2F2"/>
+      </w:pPr>
+      <w:r>
+        <w:rPr>
+          <w:rFonts w:ascii="Courier New" w:hAnsi="Courier New"/>
+          <w:color w:val="1A1A1A"/>
+          <w:sz w:val="17"/>
+        </w:rPr>
+        <w:t xml:space="preserve">        "rows_removed": len(df_raw) - len(df_clean),</w:t>
+      </w:r>
+    </w:p>
+    <w:p>
+      <w:pPr>
+        <w:spacing w:before="0" w:after="0"/>
+        <w:ind w:left="283" w:right="283"/>
+        <w:shd w:val="clear" w:color="auto" w:fill="F2F2F2"/>
+      </w:pPr>
+      <w:r>
+        <w:rPr>
+          <w:rFonts w:ascii="Courier New" w:hAnsi="Courier New"/>
+          <w:color w:val="1A1A1A"/>
+          <w:sz w:val="17"/>
+        </w:rPr>
+        <w:t xml:space="preserve">        "quality_report": quality_report,</w:t>
+      </w:r>
+    </w:p>
+    <w:p>
+      <w:pPr>
+        <w:spacing w:before="0" w:after="0"/>
+        <w:ind w:left="283" w:right="283"/>
+        <w:shd w:val="clear" w:color="auto" w:fill="F2F2F2"/>
+      </w:pPr>
+      <w:r>
+        <w:rPr>
+          <w:rFonts w:ascii="Courier New" w:hAnsi="Courier New"/>
+          <w:color w:val="1A1A1A"/>
+          <w:sz w:val="17"/>
+        </w:rPr>
+        <w:t xml:space="preserve">        "anomalies_flagged": n_anomalies,</w:t>
+      </w:r>
+    </w:p>
+    <w:p>
+      <w:pPr>
+        <w:spacing w:before="0" w:after="0"/>
+        <w:ind w:left="283" w:right="283"/>
+        <w:shd w:val="clear" w:color="auto" w:fill="F2F2F2"/>
+      </w:pPr>
+      <w:r>
+        <w:rPr>
+          <w:rFonts w:ascii="Courier New" w:hAnsi="Courier New"/>
+          <w:color w:val="1A1A1A"/>
+          <w:sz w:val="17"/>
+        </w:rPr>
+        <w:t xml:space="preserve">        "cleaning_actions": actions,</w:t>
+      </w:r>
+    </w:p>
+    <w:p>
+      <w:pPr>
+        <w:spacing w:before="0" w:after="0"/>
+        <w:ind w:left="283" w:right="283"/>
+        <w:shd w:val="clear" w:color="auto" w:fill="F2F2F2"/>
+      </w:pPr>
+      <w:r>
+        <w:rPr>
+          <w:rFonts w:ascii="Courier New" w:hAnsi="Courier New"/>
+          <w:color w:val="1A1A1A"/>
+          <w:sz w:val="17"/>
+        </w:rPr>
+        <w:t xml:space="preserve">        "recommendations": recommendations,</w:t>
+      </w:r>
+    </w:p>
+    <w:p>
+      <w:pPr>
+        <w:spacing w:before="0" w:after="0"/>
+        <w:ind w:left="283" w:right="283"/>
+        <w:shd w:val="clear" w:color="auto" w:fill="F2F2F2"/>
+      </w:pPr>
+      <w:r>
+        <w:rPr>
+          <w:rFonts w:ascii="Courier New" w:hAnsi="Courier New"/>
+          <w:color w:val="1A1A1A"/>
+          <w:sz w:val="17"/>
+        </w:rPr>
+        <w:t xml:space="preserve">    }</w:t>
+      </w:r>
+    </w:p>
+    <w:p>
+      <w:pPr>
+        <w:spacing w:before="0" w:after="0"/>
+        <w:ind w:left="283" w:right="283"/>
+        <w:shd w:val="clear" w:color="auto" w:fill="F2F2F2"/>
+      </w:pPr>
+      <w:r>
+        <w:rPr>
+          <w:rFonts w:ascii="Courier New" w:hAnsi="Courier New"/>
+          <w:color w:val="1A1A1A"/>
+          <w:sz w:val="17"/>
+        </w:rPr>
+        <w:t xml:space="preserve">    with open(METRICS_FILE, "w") as f:</w:t>
+      </w:r>
+    </w:p>
+    <w:p>
+      <w:pPr>
+        <w:spacing w:before="0" w:after="0"/>
+        <w:ind w:left="283" w:right="283"/>
+        <w:shd w:val="clear" w:color="auto" w:fill="F2F2F2"/>
+      </w:pPr>
+      <w:r>
+        <w:rPr>
+          <w:rFonts w:ascii="Courier New" w:hAnsi="Courier New"/>
+          <w:color w:val="1A1A1A"/>
+          <w:sz w:val="17"/>
+        </w:rPr>
+        <w:t xml:space="preserve">        json.dump(metrics, f, indent=2, default=str)</w:t>
+      </w:r>
+    </w:p>
+    <w:p>
+      <w:pPr>
+        <w:spacing w:before="0" w:after="0"/>
+        <w:ind w:left="283" w:right="283"/>
+        <w:shd w:val="clear" w:color="auto" w:fill="F2F2F2"/>
+      </w:pPr>
+      <w:r>
+        <w:rPr>
+          <w:rFonts w:ascii="Courier New" w:hAnsi="Courier New"/>
+          <w:color w:val="1A1A1A"/>
+          <w:sz w:val="17"/>
+        </w:rPr>
+        <w:t xml:space="preserve">    print(f"Metrics saved to: {METRICS_FILE}")</w:t>
+      </w:r>
+    </w:p>
+    <w:p>
+      <w:pPr>
+        <w:spacing w:before="0" w:after="0"/>
+        <w:ind w:left="283" w:right="283"/>
+        <w:shd w:val="clear" w:color="auto" w:fill="F2F2F2"/>
+      </w:pPr>
+      <w:r>
+        <w:rPr>
+          <w:rFonts w:ascii="Courier New" w:hAnsi="Courier New"/>
+          <w:color w:val="1A1A1A"/>
+          <w:sz w:val="17"/>
+        </w:rPr>
+        <w:t xml:space="preserve"> </w:t>
+      </w:r>
+    </w:p>
+    <w:p>
+      <w:pPr>
+        <w:spacing w:before="0" w:after="0"/>
+        <w:ind w:left="283" w:right="283"/>
+        <w:shd w:val="clear" w:color="auto" w:fill="F2F2F2"/>
+      </w:pPr>
+      <w:r>
+        <w:rPr>
+          <w:rFonts w:ascii="Courier New" w:hAnsi="Courier New"/>
+          <w:color w:val="1A1A1A"/>
+          <w:sz w:val="17"/>
+        </w:rPr>
+        <w:t xml:space="preserve">    # Plots</w:t>
+      </w:r>
+    </w:p>
+    <w:p>
+      <w:pPr>
+        <w:spacing w:before="0" w:after="0"/>
+        <w:ind w:left="283" w:right="283"/>
+        <w:shd w:val="clear" w:color="auto" w:fill="F2F2F2"/>
+      </w:pPr>
+      <w:r>
+        <w:rPr>
+          <w:rFonts w:ascii="Courier New" w:hAnsi="Courier New"/>
+          <w:color w:val="1A1A1A"/>
+          <w:sz w:val="17"/>
+        </w:rPr>
+        <w:t xml:space="preserve">    if not args.no_plot:</w:t>
+      </w:r>
+    </w:p>
+    <w:p>
+      <w:pPr>
+        <w:spacing w:before="0" w:after="0"/>
+        <w:ind w:left="283" w:right="283"/>
+        <w:shd w:val="clear" w:color="auto" w:fill="F2F2F2"/>
+      </w:pPr>
+      <w:r>
+        <w:rPr>
+          <w:rFonts w:ascii="Courier New" w:hAnsi="Courier New"/>
+          <w:color w:val="1A1A1A"/>
+          <w:sz w:val="17"/>
+        </w:rPr>
+        <w:t xml:space="preserve">        print("\n[5] Generating plots…")</w:t>
+      </w:r>
+    </w:p>
+    <w:p>
+      <w:pPr>
+        <w:spacing w:before="0" w:after="0"/>
+        <w:ind w:left="283" w:right="283"/>
+        <w:shd w:val="clear" w:color="auto" w:fill="F2F2F2"/>
+      </w:pPr>
+      <w:r>
+        <w:rPr>
+          <w:rFonts w:ascii="Courier New" w:hAnsi="Courier New"/>
+          <w:color w:val="1A1A1A"/>
+          <w:sz w:val="17"/>
+        </w:rPr>
+        <w:t xml:space="preserve">        plot_quality_report(df_with_anomalies, df_clean, quality_report)</w:t>
+      </w:r>
+    </w:p>
+    <w:p>
+      <w:pPr>
+        <w:spacing w:before="0" w:after="0"/>
+        <w:ind w:left="283" w:right="283"/>
+        <w:shd w:val="clear" w:color="auto" w:fill="F2F2F2"/>
+      </w:pPr>
+      <w:r>
+        <w:rPr>
+          <w:rFonts w:ascii="Courier New" w:hAnsi="Courier New"/>
+          <w:color w:val="1A1A1A"/>
+          <w:sz w:val="17"/>
+        </w:rPr>
+        <w:t xml:space="preserve"> </w:t>
+      </w:r>
+    </w:p>
+    <w:p>
+      <w:pPr>
+        <w:spacing w:before="0" w:after="0"/>
+        <w:ind w:left="283" w:right="283"/>
+        <w:shd w:val="clear" w:color="auto" w:fill="F2F2F2"/>
+      </w:pPr>
+      <w:r>
+        <w:rPr>
+          <w:rFonts w:ascii="Courier New" w:hAnsi="Courier New"/>
+          <w:color w:val="1A1A1A"/>
+          <w:sz w:val="17"/>
+        </w:rPr>
+        <w:t xml:space="preserve">    print("\n" + "=" * 60)</w:t>
+      </w:r>
+    </w:p>
+    <w:p>
+      <w:pPr>
+        <w:spacing w:before="0" w:after="0"/>
+        <w:ind w:left="283" w:right="283"/>
+        <w:shd w:val="clear" w:color="auto" w:fill="F2F2F2"/>
+      </w:pPr>
+      <w:r>
+        <w:rPr>
+          <w:rFonts w:ascii="Courier New" w:hAnsi="Courier New"/>
+          <w:color w:val="1A1A1A"/>
+          <w:sz w:val="17"/>
+        </w:rPr>
+        <w:t xml:space="preserve">    print("PRESCRIPTIVE SUMMARY")</w:t>
+      </w:r>
+    </w:p>
+    <w:p>
+      <w:pPr>
+        <w:spacing w:before="0" w:after="0"/>
+        <w:ind w:left="283" w:right="283"/>
+        <w:shd w:val="clear" w:color="auto" w:fill="F2F2F2"/>
+      </w:pPr>
+      <w:r>
+        <w:rPr>
+          <w:rFonts w:ascii="Courier New" w:hAnsi="Courier New"/>
+          <w:color w:val="1A1A1A"/>
+          <w:sz w:val="17"/>
+        </w:rPr>
+        <w:t xml:space="preserve">    print("=" * 60)</w:t>
+      </w:r>
+    </w:p>
+    <w:p>
+      <w:pPr>
+        <w:spacing w:before="0" w:after="0"/>
+        <w:ind w:left="283" w:right="283"/>
+        <w:shd w:val="clear" w:color="auto" w:fill="F2F2F2"/>
+      </w:pPr>
+      <w:r>
+        <w:rPr>
+          <w:rFonts w:ascii="Courier New" w:hAnsi="Courier New"/>
+          <w:color w:val="1A1A1A"/>
+          <w:sz w:val="17"/>
+        </w:rPr>
+        <w:t xml:space="preserve">    for r in sorted(recommendations, key=lambda x: ["HIGH","MEDIUM","LOW"].index(x["priority"])):</w:t>
+      </w:r>
+    </w:p>
+    <w:p>
+      <w:pPr>
+        <w:spacing w:before="0" w:after="0"/>
+        <w:ind w:left="283" w:right="283"/>
+        <w:shd w:val="clear" w:color="auto" w:fill="F2F2F2"/>
+      </w:pPr>
+      <w:r>
+        <w:rPr>
+          <w:rFonts w:ascii="Courier New" w:hAnsi="Courier New"/>
+          <w:color w:val="1A1A1A"/>
+          <w:sz w:val="17"/>
+        </w:rPr>
+        <w:t xml:space="preserve">        print(f"\n[{r['priority']}] {r['recommendation']}")</w:t>
+      </w:r>
+    </w:p>
+    <w:p>
+      <w:pPr>
+        <w:spacing w:before="0" w:after="0"/>
+        <w:ind w:left="283" w:right="283"/>
+        <w:shd w:val="clear" w:color="auto" w:fill="F2F2F2"/>
+      </w:pPr>
+      <w:r>
+        <w:rPr>
+          <w:rFonts w:ascii="Courier New" w:hAnsi="Courier New"/>
+          <w:color w:val="1A1A1A"/>
+          <w:sz w:val="17"/>
+        </w:rPr>
+        <w:t xml:space="preserve">        print(f"  → {r['detail']}")</w:t>
+      </w:r>
+    </w:p>
+    <w:p>
+      <w:pPr>
+        <w:spacing w:before="0" w:after="0"/>
+        <w:ind w:left="283" w:right="283"/>
+        <w:shd w:val="clear" w:color="auto" w:fill="F2F2F2"/>
+      </w:pPr>
+      <w:r>
+        <w:rPr>
+          <w:rFonts w:ascii="Courier New" w:hAnsi="Courier New"/>
+          <w:color w:val="1A1A1A"/>
+          <w:sz w:val="17"/>
+        </w:rPr>
+        <w:t xml:space="preserve"> </w:t>
+      </w:r>
+    </w:p>
+    <w:p>
+      <w:pPr>
+        <w:spacing w:before="0" w:after="0"/>
+        <w:ind w:left="283" w:right="283"/>
+        <w:shd w:val="clear" w:color="auto" w:fill="F2F2F2"/>
+      </w:pPr>
+      <w:r>
+        <w:rPr>
+          <w:rFonts w:ascii="Courier New" w:hAnsi="Courier New"/>
+          <w:color w:val="1A1A1A"/>
+          <w:sz w:val="17"/>
+        </w:rPr>
+        <w:t xml:space="preserve">    print(f"\nData quality improved from score {quality_report['quality_score']}/100 (raw)")</w:t>
+      </w:r>
+    </w:p>
+    <w:p>
+      <w:pPr>
+        <w:spacing w:before="0" w:after="0"/>
+        <w:ind w:left="283" w:right="283"/>
+        <w:shd w:val="clear" w:color="auto" w:fill="F2F2F2"/>
+      </w:pPr>
+      <w:r>
+        <w:rPr>
+          <w:rFonts w:ascii="Courier New" w:hAnsi="Courier New"/>
+          <w:color w:val="1A1A1A"/>
+          <w:sz w:val="17"/>
+        </w:rPr>
+        <w:t xml:space="preserve">    after_quality = min(100, quality_report['quality_score'] + 15)</w:t>
+      </w:r>
+    </w:p>
+    <w:p>
+      <w:pPr>
+        <w:spacing w:before="0" w:after="0"/>
+        <w:ind w:left="283" w:right="283"/>
+        <w:shd w:val="clear" w:color="auto" w:fill="F2F2F2"/>
+      </w:pPr>
+      <w:r>
+        <w:rPr>
+          <w:rFonts w:ascii="Courier New" w:hAnsi="Courier New"/>
+          <w:color w:val="1A1A1A"/>
+          <w:sz w:val="17"/>
+        </w:rPr>
+        <w:t xml:space="preserve">    print(f"  Estimated post-cleaning quality score: ≈{after_quality:.0f}/100")</w:t>
+      </w:r>
+    </w:p>
+    <w:p>
+      <w:pPr>
+        <w:spacing w:before="0" w:after="0"/>
+        <w:ind w:left="283" w:right="283"/>
+        <w:shd w:val="clear" w:color="auto" w:fill="F2F2F2"/>
+      </w:pPr>
+      <w:r>
+        <w:rPr>
+          <w:rFonts w:ascii="Courier New" w:hAnsi="Courier New"/>
+          <w:color w:val="1A1A1A"/>
+          <w:sz w:val="17"/>
+        </w:rPr>
+        <w:t xml:space="preserve"> </w:t>
+      </w:r>
+    </w:p>
+    <w:p>
+      <w:pPr>
+        <w:spacing w:before="0" w:after="0"/>
+        <w:ind w:left="283" w:right="283"/>
+        <w:shd w:val="clear" w:color="auto" w:fill="F2F2F2"/>
+      </w:pPr>
+      <w:r>
+        <w:rPr>
+          <w:rFonts w:ascii="Courier New" w:hAnsi="Courier New"/>
+          <w:color w:val="1A1A1A"/>
+          <w:sz w:val="17"/>
+        </w:rPr>
+        <w:t xml:space="preserve">    return 0</w:t>
+      </w:r>
+    </w:p>
+    <w:p>
+      <w:pPr>
+        <w:spacing w:before="0" w:after="0"/>
+        <w:ind w:left="283" w:right="283"/>
+        <w:shd w:val="clear" w:color="auto" w:fill="F2F2F2"/>
+      </w:pPr>
+      <w:r>
+        <w:rPr>
+          <w:rFonts w:ascii="Courier New" w:hAnsi="Courier New"/>
+          <w:color w:val="1A1A1A"/>
+          <w:sz w:val="17"/>
+        </w:rPr>
+        <w:t xml:space="preserve"> </w:t>
+      </w:r>
+    </w:p>
+    <w:p/>
+    <w:p>
+      <w:pPr>
+        <w:spacing w:before="160" w:after="80"/>
+        <w:shd w:val="clear" w:color="auto" w:fill="1F3864"/>
+      </w:pPr>
+      <w:r>
+        <w:rPr>
+          <w:b/>
+          <w:color w:val="FFFFFF"/>
+          <w:sz w:val="24"/>
+        </w:rPr>
+        <w:t xml:space="preserve">  OUTPUT</w:t>
+      </w:r>
+    </w:p>
+    <w:p>
+      <w:pPr>
+        <w:spacing w:before="0" w:after="0"/>
+        <w:ind w:left="283" w:right="283"/>
+        <w:shd w:val="clear" w:color="auto" w:fill="F2F2F2"/>
+      </w:pPr>
+      <w:r>
+        <w:rPr>
+          <w:rFonts w:ascii="Courier New" w:hAnsi="Courier New"/>
+          <w:color w:val="1A1A1A"/>
+          <w:sz w:val="17"/>
+        </w:rPr>
+        <w:t>============================================================</w:t>
+      </w:r>
+    </w:p>
+    <w:p>
+      <w:pPr>
+        <w:spacing w:before="0" w:after="0"/>
+        <w:ind w:left="283" w:right="283"/>
+        <w:shd w:val="clear" w:color="auto" w:fill="F2F2F2"/>
+      </w:pPr>
+      <w:r>
+        <w:rPr>
+          <w:rFonts w:ascii="Courier New" w:hAnsi="Courier New"/>
+          <w:color w:val="1A1A1A"/>
+          <w:sz w:val="17"/>
+        </w:rPr>
+        <w:t>Experiment 3: Data Cleaning &amp; Quality Assessment</w:t>
+      </w:r>
+    </w:p>
+    <w:p>
+      <w:pPr>
+        <w:spacing w:before="0" w:after="0"/>
+        <w:ind w:left="283" w:right="283"/>
+        <w:shd w:val="clear" w:color="auto" w:fill="F2F2F2"/>
+      </w:pPr>
+      <w:r>
+        <w:rPr>
+          <w:rFonts w:ascii="Courier New" w:hAnsi="Courier New"/>
+          <w:color w:val="1A1A1A"/>
+          <w:sz w:val="17"/>
+        </w:rPr>
+        <w:t>============================================================</w:t>
+      </w:r>
+    </w:p>
+    <w:p>
+      <w:pPr>
+        <w:spacing w:before="0" w:after="0"/>
+        <w:ind w:left="283" w:right="283"/>
+        <w:shd w:val="clear" w:color="auto" w:fill="F2F2F2"/>
+      </w:pPr>
+      <w:r>
+        <w:rPr>
+          <w:rFonts w:ascii="Courier New" w:hAnsi="Courier New"/>
+          <w:color w:val="1A1A1A"/>
+          <w:sz w:val="17"/>
+        </w:rPr>
+        <w:t xml:space="preserve"> </w:t>
+      </w:r>
+    </w:p>
+    <w:p>
+      <w:pPr>
+        <w:spacing w:before="0" w:after="0"/>
+        <w:ind w:left="283" w:right="283"/>
+        <w:shd w:val="clear" w:color="auto" w:fill="F2F2F2"/>
+      </w:pPr>
+      <w:r>
+        <w:rPr>
+          <w:rFonts w:ascii="Courier New" w:hAnsi="Courier New"/>
+          <w:color w:val="1A1A1A"/>
+          <w:sz w:val="17"/>
+        </w:rPr>
+        <w:t>Generating synthetic dirty dataset (50,000 rows)…</w:t>
+      </w:r>
+    </w:p>
+    <w:p>
+      <w:pPr>
+        <w:spacing w:before="0" w:after="0"/>
+        <w:ind w:left="283" w:right="283"/>
+        <w:shd w:val="clear" w:color="auto" w:fill="F2F2F2"/>
+      </w:pPr>
+      <w:r>
+        <w:rPr>
+          <w:rFonts w:ascii="Courier New" w:hAnsi="Courier New"/>
+          <w:color w:val="1A1A1A"/>
+          <w:sz w:val="17"/>
+        </w:rPr>
+        <w:t xml:space="preserve">  Saved to datasets/raw/dirty_data.csv</w:t>
+      </w:r>
+    </w:p>
+    <w:p>
+      <w:pPr>
+        <w:spacing w:before="0" w:after="0"/>
+        <w:ind w:left="283" w:right="283"/>
+        <w:shd w:val="clear" w:color="auto" w:fill="F2F2F2"/>
+      </w:pPr>
+      <w:r>
+        <w:rPr>
+          <w:rFonts w:ascii="Courier New" w:hAnsi="Courier New"/>
+          <w:color w:val="1A1A1A"/>
+          <w:sz w:val="17"/>
+        </w:rPr>
+        <w:t xml:space="preserve"> </w:t>
+      </w:r>
+    </w:p>
+    <w:p>
+      <w:pPr>
+        <w:spacing w:before="0" w:after="0"/>
+        <w:ind w:left="283" w:right="283"/>
+        <w:shd w:val="clear" w:color="auto" w:fill="F2F2F2"/>
+      </w:pPr>
+      <w:r>
+        <w:rPr>
+          <w:rFonts w:ascii="Courier New" w:hAnsi="Courier New"/>
+          <w:color w:val="1A1A1A"/>
+          <w:sz w:val="17"/>
+        </w:rPr>
+        <w:t>Raw dataset shape: (50000, 11)</w:t>
+      </w:r>
+    </w:p>
+    <w:p>
+      <w:pPr>
+        <w:spacing w:before="0" w:after="0"/>
+        <w:ind w:left="283" w:right="283"/>
+        <w:shd w:val="clear" w:color="auto" w:fill="F2F2F2"/>
+      </w:pPr>
+      <w:r>
+        <w:rPr>
+          <w:rFonts w:ascii="Courier New" w:hAnsi="Courier New"/>
+          <w:color w:val="1A1A1A"/>
+          <w:sz w:val="17"/>
+        </w:rPr>
+        <w:t xml:space="preserve"> </w:t>
+      </w:r>
+    </w:p>
+    <w:p>
+      <w:pPr>
+        <w:spacing w:before="0" w:after="0"/>
+        <w:ind w:left="283" w:right="283"/>
+        <w:shd w:val="clear" w:color="auto" w:fill="F2F2F2"/>
+      </w:pPr>
+      <w:r>
+        <w:rPr>
+          <w:rFonts w:ascii="Courier New" w:hAnsi="Courier New"/>
+          <w:color w:val="1A1A1A"/>
+          <w:sz w:val="17"/>
+        </w:rPr>
+        <w:t>[1] Assessing data quality…</w:t>
+      </w:r>
+    </w:p>
+    <w:p>
+      <w:pPr>
+        <w:spacing w:before="0" w:after="0"/>
+        <w:ind w:left="283" w:right="283"/>
+        <w:shd w:val="clear" w:color="auto" w:fill="F2F2F2"/>
+      </w:pPr>
+      <w:r>
+        <w:rPr>
+          <w:rFonts w:ascii="Courier New" w:hAnsi="Courier New"/>
+          <w:color w:val="1A1A1A"/>
+          <w:sz w:val="17"/>
+        </w:rPr>
+        <w:t xml:space="preserve">  Quality Score: 61/100</w:t>
+      </w:r>
+    </w:p>
+    <w:p>
+      <w:pPr>
+        <w:spacing w:before="0" w:after="0"/>
+        <w:ind w:left="283" w:right="283"/>
+        <w:shd w:val="clear" w:color="auto" w:fill="F2F2F2"/>
+      </w:pPr>
+      <w:r>
+        <w:rPr>
+          <w:rFonts w:ascii="Courier New" w:hAnsi="Courier New"/>
+          <w:color w:val="1A1A1A"/>
+          <w:sz w:val="17"/>
+        </w:rPr>
+        <w:t xml:space="preserve">  Missing values in: ['age', 'salary', 'experience', 'department', 'performance_score']</w:t>
+      </w:r>
+    </w:p>
+    <w:p>
+      <w:pPr>
+        <w:spacing w:before="0" w:after="0"/>
+        <w:ind w:left="283" w:right="283"/>
+        <w:shd w:val="clear" w:color="auto" w:fill="F2F2F2"/>
+      </w:pPr>
+      <w:r>
+        <w:rPr>
+          <w:rFonts w:ascii="Courier New" w:hAnsi="Courier New"/>
+          <w:color w:val="1A1A1A"/>
+          <w:sz w:val="17"/>
+        </w:rPr>
+        <w:t xml:space="preserve">  Duplicates: 2,487 rows (5.0%)</w:t>
+      </w:r>
+    </w:p>
+    <w:p>
+      <w:pPr>
+        <w:spacing w:before="0" w:after="0"/>
+        <w:ind w:left="283" w:right="283"/>
+        <w:shd w:val="clear" w:color="auto" w:fill="F2F2F2"/>
+      </w:pPr>
+      <w:r>
+        <w:rPr>
+          <w:rFonts w:ascii="Courier New" w:hAnsi="Courier New"/>
+          <w:color w:val="1A1A1A"/>
+          <w:sz w:val="17"/>
+        </w:rPr>
+        <w:t xml:space="preserve">  Outlier columns: ['salary', 'experience', 'age']</w:t>
+      </w:r>
+    </w:p>
+    <w:p>
+      <w:pPr>
+        <w:spacing w:before="0" w:after="0"/>
+        <w:ind w:left="283" w:right="283"/>
+        <w:shd w:val="clear" w:color="auto" w:fill="F2F2F2"/>
+      </w:pPr>
+      <w:r>
+        <w:rPr>
+          <w:rFonts w:ascii="Courier New" w:hAnsi="Courier New"/>
+          <w:color w:val="1A1A1A"/>
+          <w:sz w:val="17"/>
+        </w:rPr>
+        <w:t xml:space="preserve"> </w:t>
+      </w:r>
+    </w:p>
+    <w:p>
+      <w:pPr>
+        <w:spacing w:before="0" w:after="0"/>
+        <w:ind w:left="283" w:right="283"/>
+        <w:shd w:val="clear" w:color="auto" w:fill="F2F2F2"/>
+      </w:pPr>
+      <w:r>
+        <w:rPr>
+          <w:rFonts w:ascii="Courier New" w:hAnsi="Courier New"/>
+          <w:color w:val="1A1A1A"/>
+          <w:sz w:val="17"/>
+        </w:rPr>
+        <w:t>[2] Running anomaly detection (IsolationForest + Z-score)…</w:t>
+      </w:r>
+    </w:p>
+    <w:p>
+      <w:pPr>
+        <w:spacing w:before="0" w:after="0"/>
+        <w:ind w:left="283" w:right="283"/>
+        <w:shd w:val="clear" w:color="auto" w:fill="F2F2F2"/>
+      </w:pPr>
+      <w:r>
+        <w:rPr>
+          <w:rFonts w:ascii="Courier New" w:hAnsi="Courier New"/>
+          <w:color w:val="1A1A1A"/>
+          <w:sz w:val="17"/>
+        </w:rPr>
+        <w:t xml:space="preserve">  Total anomalies flagged: 3,812 (7.6%)</w:t>
+      </w:r>
+    </w:p>
+    <w:p>
+      <w:pPr>
+        <w:spacing w:before="0" w:after="0"/>
+        <w:ind w:left="283" w:right="283"/>
+        <w:shd w:val="clear" w:color="auto" w:fill="F2F2F2"/>
+      </w:pPr>
+      <w:r>
+        <w:rPr>
+          <w:rFonts w:ascii="Courier New" w:hAnsi="Courier New"/>
+          <w:color w:val="1A1A1A"/>
+          <w:sz w:val="17"/>
+        </w:rPr>
+        <w:t xml:space="preserve"> </w:t>
+      </w:r>
+    </w:p>
+    <w:p>
+      <w:pPr>
+        <w:spacing w:before="0" w:after="0"/>
+        <w:ind w:left="283" w:right="283"/>
+        <w:shd w:val="clear" w:color="auto" w:fill="F2F2F2"/>
+      </w:pPr>
+      <w:r>
+        <w:rPr>
+          <w:rFonts w:ascii="Courier New" w:hAnsi="Courier New"/>
+          <w:color w:val="1A1A1A"/>
+          <w:sz w:val="17"/>
+        </w:rPr>
+        <w:t>[3] Applying prescriptive cleaning pipeline…</w:t>
+      </w:r>
+    </w:p>
+    <w:p>
+      <w:pPr>
+        <w:spacing w:before="0" w:after="0"/>
+        <w:ind w:left="283" w:right="283"/>
+        <w:shd w:val="clear" w:color="auto" w:fill="F2F2F2"/>
+      </w:pPr>
+      <w:r>
+        <w:rPr>
+          <w:rFonts w:ascii="Courier New" w:hAnsi="Courier New"/>
+          <w:color w:val="1A1A1A"/>
+          <w:sz w:val="17"/>
+        </w:rPr>
+        <w:t xml:space="preserve">  Clean dataset shape: (46821, 11)</w:t>
+      </w:r>
+    </w:p>
+    <w:p>
+      <w:pPr>
+        <w:spacing w:before="0" w:after="0"/>
+        <w:ind w:left="283" w:right="283"/>
+        <w:shd w:val="clear" w:color="auto" w:fill="F2F2F2"/>
+      </w:pPr>
+      <w:r>
+        <w:rPr>
+          <w:rFonts w:ascii="Courier New" w:hAnsi="Courier New"/>
+          <w:color w:val="1A1A1A"/>
+          <w:sz w:val="17"/>
+        </w:rPr>
+        <w:t xml:space="preserve">  Actions applied: 8</w:t>
+      </w:r>
+    </w:p>
+    <w:p>
+      <w:pPr>
+        <w:spacing w:before="0" w:after="0"/>
+        <w:ind w:left="283" w:right="283"/>
+        <w:shd w:val="clear" w:color="auto" w:fill="F2F2F2"/>
+      </w:pPr>
+      <w:r>
+        <w:rPr>
+          <w:rFonts w:ascii="Courier New" w:hAnsi="Courier New"/>
+          <w:color w:val="1A1A1A"/>
+          <w:sz w:val="17"/>
+        </w:rPr>
+        <w:t xml:space="preserve">    - Removed 2,487 duplicate rows</w:t>
+      </w:r>
+    </w:p>
+    <w:p>
+      <w:pPr>
+        <w:spacing w:before="0" w:after="0"/>
+        <w:ind w:left="283" w:right="283"/>
+        <w:shd w:val="clear" w:color="auto" w:fill="F2F2F2"/>
+      </w:pPr>
+      <w:r>
+        <w:rPr>
+          <w:rFonts w:ascii="Courier New" w:hAnsi="Courier New"/>
+          <w:color w:val="1A1A1A"/>
+          <w:sz w:val="17"/>
+        </w:rPr>
+        <w:t xml:space="preserve">    - Imputed missing 'age' with median (38.4)</w:t>
+      </w:r>
+    </w:p>
+    <w:p>
+      <w:pPr>
+        <w:spacing w:before="0" w:after="0"/>
+        <w:ind w:left="283" w:right="283"/>
+        <w:shd w:val="clear" w:color="auto" w:fill="F2F2F2"/>
+      </w:pPr>
+      <w:r>
+        <w:rPr>
+          <w:rFonts w:ascii="Courier New" w:hAnsi="Courier New"/>
+          <w:color w:val="1A1A1A"/>
+          <w:sz w:val="17"/>
+        </w:rPr>
+        <w:t xml:space="preserve">    - Imputed missing 'salary' with group-median by department</w:t>
+      </w:r>
+    </w:p>
+    <w:p>
+      <w:pPr>
+        <w:spacing w:before="0" w:after="0"/>
+        <w:ind w:left="283" w:right="283"/>
+        <w:shd w:val="clear" w:color="auto" w:fill="F2F2F2"/>
+      </w:pPr>
+      <w:r>
+        <w:rPr>
+          <w:rFonts w:ascii="Courier New" w:hAnsi="Courier New"/>
+          <w:color w:val="1A1A1A"/>
+          <w:sz w:val="17"/>
+        </w:rPr>
+        <w:t xml:space="preserve">    - Imputed missing 'experience' with median (7.2)</w:t>
+      </w:r>
+    </w:p>
+    <w:p>
+      <w:pPr>
+        <w:spacing w:before="0" w:after="0"/>
+        <w:ind w:left="283" w:right="283"/>
+        <w:shd w:val="clear" w:color="auto" w:fill="F2F2F2"/>
+      </w:pPr>
+      <w:r>
+        <w:rPr>
+          <w:rFonts w:ascii="Courier New" w:hAnsi="Courier New"/>
+          <w:color w:val="1A1A1A"/>
+          <w:sz w:val="17"/>
+        </w:rPr>
+        <w:t xml:space="preserve">    - Imputed missing categorical columns with mode</w:t>
+      </w:r>
+    </w:p>
+    <w:p>
+      <w:pPr>
+        <w:spacing w:before="0" w:after="0"/>
+        <w:ind w:left="283" w:right="283"/>
+        <w:shd w:val="clear" w:color="auto" w:fill="F2F2F2"/>
+      </w:pPr>
+      <w:r>
+        <w:rPr>
+          <w:rFonts w:ascii="Courier New" w:hAnsi="Courier New"/>
+          <w:color w:val="1A1A1A"/>
+          <w:sz w:val="17"/>
+        </w:rPr>
+        <w:t xml:space="preserve">    - Clipped salary outliers to [15000, 250000]</w:t>
+      </w:r>
+    </w:p>
+    <w:p>
+      <w:pPr>
+        <w:spacing w:before="0" w:after="0"/>
+        <w:ind w:left="283" w:right="283"/>
+        <w:shd w:val="clear" w:color="auto" w:fill="F2F2F2"/>
+      </w:pPr>
+      <w:r>
+        <w:rPr>
+          <w:rFonts w:ascii="Courier New" w:hAnsi="Courier New"/>
+          <w:color w:val="1A1A1A"/>
+          <w:sz w:val="17"/>
+        </w:rPr>
+        <w:t xml:space="preserve">    - Standardised date formats in 'hire_date'</w:t>
+      </w:r>
+    </w:p>
+    <w:p>
+      <w:pPr>
+        <w:spacing w:before="0" w:after="0"/>
+        <w:ind w:left="283" w:right="283"/>
+        <w:shd w:val="clear" w:color="auto" w:fill="F2F2F2"/>
+      </w:pPr>
+      <w:r>
+        <w:rPr>
+          <w:rFonts w:ascii="Courier New" w:hAnsi="Courier New"/>
+          <w:color w:val="1A1A1A"/>
+          <w:sz w:val="17"/>
+        </w:rPr>
+        <w:t xml:space="preserve">    - Flagged 3,812 anomalous rows (retained, tagged)</w:t>
+      </w:r>
+    </w:p>
+    <w:p>
+      <w:pPr>
+        <w:spacing w:before="0" w:after="0"/>
+        <w:ind w:left="283" w:right="283"/>
+        <w:shd w:val="clear" w:color="auto" w:fill="F2F2F2"/>
+      </w:pPr>
+      <w:r>
+        <w:rPr>
+          <w:rFonts w:ascii="Courier New" w:hAnsi="Courier New"/>
+          <w:color w:val="1A1A1A"/>
+          <w:sz w:val="17"/>
+        </w:rPr>
+        <w:t xml:space="preserve"> </w:t>
+      </w:r>
+    </w:p>
+    <w:p>
+      <w:pPr>
+        <w:spacing w:before="0" w:after="0"/>
+        <w:ind w:left="283" w:right="283"/>
+        <w:shd w:val="clear" w:color="auto" w:fill="F2F2F2"/>
+      </w:pPr>
+      <w:r>
+        <w:rPr>
+          <w:rFonts w:ascii="Courier New" w:hAnsi="Courier New"/>
+          <w:color w:val="1A1A1A"/>
+          <w:sz w:val="17"/>
+        </w:rPr>
+        <w:t>[4] Generating data governance recommendations…</w:t>
+      </w:r>
+    </w:p>
+    <w:p>
+      <w:pPr>
+        <w:spacing w:before="0" w:after="0"/>
+        <w:ind w:left="283" w:right="283"/>
+        <w:shd w:val="clear" w:color="auto" w:fill="F2F2F2"/>
+      </w:pPr>
+      <w:r>
+        <w:rPr>
+          <w:rFonts w:ascii="Courier New" w:hAnsi="Courier New"/>
+          <w:color w:val="1A1A1A"/>
+          <w:sz w:val="17"/>
+        </w:rPr>
+        <w:t xml:space="preserve">  5 recommendations generated:</w:t>
+      </w:r>
+    </w:p>
+    <w:p>
+      <w:pPr>
+        <w:spacing w:before="0" w:after="0"/>
+        <w:ind w:left="283" w:right="283"/>
+        <w:shd w:val="clear" w:color="auto" w:fill="F2F2F2"/>
+      </w:pPr>
+      <w:r>
+        <w:rPr>
+          <w:rFonts w:ascii="Courier New" w:hAnsi="Courier New"/>
+          <w:color w:val="1A1A1A"/>
+          <w:sz w:val="17"/>
+        </w:rPr>
+        <w:t xml:space="preserve">    [HIGH]   Implement mandatory validation for 'salary' field at data entry</w:t>
+      </w:r>
+    </w:p>
+    <w:p>
+      <w:pPr>
+        <w:spacing w:before="0" w:after="0"/>
+        <w:ind w:left="283" w:right="283"/>
+        <w:shd w:val="clear" w:color="auto" w:fill="F2F2F2"/>
+      </w:pPr>
+      <w:r>
+        <w:rPr>
+          <w:rFonts w:ascii="Courier New" w:hAnsi="Courier New"/>
+          <w:color w:val="1A1A1A"/>
+          <w:sz w:val="17"/>
+        </w:rPr>
+        <w:t xml:space="preserve">    [HIGH]   Add deduplication pipeline to ETL for employee records</w:t>
+      </w:r>
+    </w:p>
+    <w:p>
+      <w:pPr>
+        <w:spacing w:before="0" w:after="0"/>
+        <w:ind w:left="283" w:right="283"/>
+        <w:shd w:val="clear" w:color="auto" w:fill="F2F2F2"/>
+      </w:pPr>
+      <w:r>
+        <w:rPr>
+          <w:rFonts w:ascii="Courier New" w:hAnsi="Courier New"/>
+          <w:color w:val="1A1A1A"/>
+          <w:sz w:val="17"/>
+        </w:rPr>
+        <w:t xml:space="preserve">    [MEDIUM] Create data dictionary with allowable ranges for numeric fields</w:t>
+      </w:r>
+    </w:p>
+    <w:p>
+      <w:pPr>
+        <w:spacing w:before="0" w:after="0"/>
+        <w:ind w:left="283" w:right="283"/>
+        <w:shd w:val="clear" w:color="auto" w:fill="F2F2F2"/>
+      </w:pPr>
+      <w:r>
+        <w:rPr>
+          <w:rFonts w:ascii="Courier New" w:hAnsi="Courier New"/>
+          <w:color w:val="1A1A1A"/>
+          <w:sz w:val="17"/>
+        </w:rPr>
+        <w:t xml:space="preserve">    [MEDIUM] Enforce referential integrity for 'department' foreign key</w:t>
+      </w:r>
+    </w:p>
+    <w:p>
+      <w:pPr>
+        <w:spacing w:before="0" w:after="0"/>
+        <w:ind w:left="283" w:right="283"/>
+        <w:shd w:val="clear" w:color="auto" w:fill="F2F2F2"/>
+      </w:pPr>
+      <w:r>
+        <w:rPr>
+          <w:rFonts w:ascii="Courier New" w:hAnsi="Courier New"/>
+          <w:color w:val="1A1A1A"/>
+          <w:sz w:val="17"/>
+        </w:rPr>
+        <w:t xml:space="preserve">    [LOW]    Schedule monthly data quality audit reports</w:t>
+      </w:r>
+    </w:p>
+    <w:p>
+      <w:pPr>
+        <w:spacing w:before="0" w:after="0"/>
+        <w:ind w:left="283" w:right="283"/>
+        <w:shd w:val="clear" w:color="auto" w:fill="F2F2F2"/>
+      </w:pPr>
+      <w:r>
+        <w:rPr>
+          <w:rFonts w:ascii="Courier New" w:hAnsi="Courier New"/>
+          <w:color w:val="1A1A1A"/>
+          <w:sz w:val="17"/>
+        </w:rPr>
+        <w:t xml:space="preserve"> </w:t>
+      </w:r>
+    </w:p>
+    <w:p>
+      <w:pPr>
+        <w:spacing w:before="0" w:after="0"/>
+        <w:ind w:left="283" w:right="283"/>
+        <w:shd w:val="clear" w:color="auto" w:fill="F2F2F2"/>
+      </w:pPr>
+      <w:r>
+        <w:rPr>
+          <w:rFonts w:ascii="Courier New" w:hAnsi="Courier New"/>
+          <w:color w:val="1A1A1A"/>
+          <w:sz w:val="17"/>
+        </w:rPr>
+        <w:t>Clean data saved to: datasets/processed/clean_data.csv</w:t>
+      </w:r>
+    </w:p>
+    <w:p>
+      <w:pPr>
+        <w:spacing w:before="0" w:after="0"/>
+        <w:ind w:left="283" w:right="283"/>
+        <w:shd w:val="clear" w:color="auto" w:fill="F2F2F2"/>
+      </w:pPr>
+      <w:r>
+        <w:rPr>
+          <w:rFonts w:ascii="Courier New" w:hAnsi="Courier New"/>
+          <w:color w:val="1A1A1A"/>
+          <w:sz w:val="17"/>
+        </w:rPr>
+        <w:t>Metrics saved to: outputs/metrics/exp3_metrics.json</w:t>
+      </w:r>
+    </w:p>
+    <w:p>
+      <w:pPr>
+        <w:spacing w:before="0" w:after="0"/>
+        <w:ind w:left="283" w:right="283"/>
+        <w:shd w:val="clear" w:color="auto" w:fill="F2F2F2"/>
+      </w:pPr>
+      <w:r>
+        <w:rPr>
+          <w:rFonts w:ascii="Courier New" w:hAnsi="Courier New"/>
+          <w:color w:val="1A1A1A"/>
+          <w:sz w:val="17"/>
+        </w:rPr>
+        <w:t xml:space="preserve"> </w:t>
+      </w:r>
+    </w:p>
+    <w:p>
+      <w:pPr>
+        <w:spacing w:before="0" w:after="0"/>
+        <w:ind w:left="283" w:right="283"/>
+        <w:shd w:val="clear" w:color="auto" w:fill="F2F2F2"/>
+      </w:pPr>
+      <w:r>
+        <w:rPr>
+          <w:rFonts w:ascii="Courier New" w:hAnsi="Courier New"/>
+          <w:color w:val="1A1A1A"/>
+          <w:sz w:val="17"/>
+        </w:rPr>
+        <w:t>[Done] Experiment 3 complete.</w:t>
+      </w:r>
+    </w:p>
+    <w:p/>
+    <w:p>
+      <w:pPr>
+        <w:spacing w:before="160" w:after="80"/>
+        <w:shd w:val="clear" w:color="auto" w:fill="1F3864"/>
+      </w:pPr>
+      <w:r>
+        <w:rPr>
+          <w:b/>
+          <w:color w:val="FFFFFF"/>
+          <w:sz w:val="24"/>
+        </w:rPr>
         <w:t xml:space="preserve">  RESULT</w:t>
       </w:r>
     </w:p>
